--- a/1.1_resume/shahil_Ds_CV_jun2026.docx
+++ b/1.1_resume/shahil_Ds_CV_jun2026.docx
@@ -388,45 +388,7 @@
           <w:position w:val="4"/>
           <w:u w:val="single" w:color="006FC0"/>
         </w:rPr>
-        <w:t>Greater</w:t>
-      </w:r>
-      <w:r>
-        <w:rPr>
-          <w:rFonts w:ascii="Calibri"/>
-          <w:color w:val="006FC0"/>
-          <w:spacing w:val="-4"/>
-          <w:position w:val="4"/>
-          <w:u w:val="single" w:color="006FC0"/>
-        </w:rPr>
-        <w:t xml:space="preserve"> </w:t>
-      </w:r>
-      <w:r>
-        <w:rPr>
-          <w:rFonts w:ascii="Calibri"/>
-          <w:color w:val="006FC0"/>
-          <w:position w:val="4"/>
-          <w:u w:val="single" w:color="006FC0"/>
-        </w:rPr>
-        <w:t>Noida,</w:t>
-      </w:r>
-      <w:r>
-        <w:rPr>
-          <w:rFonts w:ascii="Calibri"/>
-          <w:color w:val="006FC0"/>
-          <w:spacing w:val="-13"/>
-          <w:position w:val="4"/>
-          <w:u w:val="single" w:color="006FC0"/>
-        </w:rPr>
-        <w:t xml:space="preserve"> </w:t>
-      </w:r>
-      <w:r>
-        <w:rPr>
-          <w:rFonts w:ascii="Calibri"/>
-          <w:color w:val="006FC0"/>
-          <w:position w:val="4"/>
-          <w:u w:val="single" w:color="006FC0"/>
-        </w:rPr>
-        <w:t>UP</w:t>
+        <w:t>Delhi NCR</w:t>
       </w:r>
     </w:p>
     <w:p>
@@ -562,10 +524,7 @@
       <w:bookmarkStart w:id="1" w:name="GL_Bajaj_Institute_of_Technology_and_Man"/>
       <w:bookmarkEnd w:id="1"/>
       <w:r>
-        <w:t>Masters</w:t>
-      </w:r>
-      <w:r>
-        <w:t xml:space="preserve"> in Computer Application </w:t>
+        <w:t xml:space="preserve">Masters in Computer Application </w:t>
       </w:r>
       <w:r>
         <w:rPr>
@@ -629,35 +588,36 @@
           <w:b/>
           <w:spacing w:val="-4"/>
         </w:rPr>
-        <w:t>Bachelors</w:t>
-      </w:r>
-      <w:r>
-        <w:rPr>
-          <w:b/>
+        <w:t xml:space="preserve">Bachelors in Computer Application </w:t>
+      </w:r>
+      <w:r>
+        <w:rPr>
           <w:spacing w:val="-4"/>
         </w:rPr>
-        <w:t xml:space="preserve"> in Computer Application </w:t>
-      </w:r>
-      <w:r>
-        <w:rPr>
+        <w:t xml:space="preserve">DSPMU </w:t>
+      </w:r>
+      <w:r>
+        <w:rPr>
+          <w:b/>
           <w:spacing w:val="-4"/>
         </w:rPr>
-        <w:t xml:space="preserve">DSPMU </w:t>
-      </w:r>
+        <w:t xml:space="preserve">(8.51 </w:t>
+      </w:r>
+      <w:proofErr w:type="gramStart"/>
       <w:r>
         <w:rPr>
           <w:b/>
           <w:spacing w:val="-4"/>
         </w:rPr>
-        <w:t xml:space="preserve">(8.51 </w:t>
-      </w:r>
-      <w:proofErr w:type="gramStart"/>
+        <w:t xml:space="preserve">CGPA)   </w:t>
+      </w:r>
+      <w:proofErr w:type="gramEnd"/>
       <w:r>
         <w:rPr>
           <w:b/>
           <w:spacing w:val="-4"/>
         </w:rPr>
-        <w:t xml:space="preserve">CGPA)  </w:t>
+        <w:t xml:space="preserve"> </w:t>
       </w:r>
       <w:r>
         <w:rPr>
@@ -666,13 +626,12 @@
         </w:rPr>
         <w:t xml:space="preserve"> </w:t>
       </w:r>
-      <w:proofErr w:type="gramEnd"/>
       <w:r>
         <w:rPr>
           <w:b/>
           <w:spacing w:val="-4"/>
         </w:rPr>
-        <w:t xml:space="preserve">                                                                  </w:t>
+        <w:t xml:space="preserve">                                                                </w:t>
       </w:r>
       <w:r>
         <w:rPr>
@@ -686,19 +645,7 @@
         <w:rPr>
           <w:b/>
         </w:rPr>
-        <w:t xml:space="preserve"> </w:t>
-      </w:r>
-      <w:r>
-        <w:rPr>
-          <w:b/>
-        </w:rPr>
-        <w:t xml:space="preserve">    </w:t>
-      </w:r>
-      <w:r>
-        <w:rPr>
-          <w:b/>
-        </w:rPr>
-        <w:t>Ranchi,</w:t>
+        <w:t xml:space="preserve">     Ranchi,</w:t>
       </w:r>
       <w:r>
         <w:rPr>
@@ -872,10 +819,13 @@
     <w:p>
       <w:pPr>
         <w:tabs>
-          <w:tab w:val="left" w:pos="3462"/>
+          <w:tab w:val="left" w:pos="3467"/>
         </w:tabs>
-        <w:spacing w:before="51" w:line="298" w:lineRule="exact"/>
+        <w:spacing w:line="298" w:lineRule="exact"/>
         <w:ind w:left="284"/>
+        <w:rPr>
+          <w:spacing w:val="-2"/>
+        </w:rPr>
       </w:pPr>
       <w:r>
         <w:rPr>
@@ -915,50 +865,12 @@
           <w:b/>
         </w:rPr>
         <w:tab/>
-        <w:t>:</w:t>
-      </w:r>
-      <w:r>
-        <w:rPr>
-          <w:b/>
-          <w:spacing w:val="-5"/>
-        </w:rPr>
-        <w:t xml:space="preserve"> </w:t>
-      </w:r>
-      <w:r>
-        <w:t>Python,</w:t>
-      </w:r>
-      <w:r>
-        <w:rPr>
-          <w:spacing w:val="-6"/>
-        </w:rPr>
-        <w:t xml:space="preserve"> </w:t>
-      </w:r>
-      <w:r>
-        <w:t>SQL (MySQL, PostgreSQL),</w:t>
-      </w:r>
-      <w:r>
-        <w:rPr>
-          <w:spacing w:val="-10"/>
-        </w:rPr>
-        <w:t xml:space="preserve"> </w:t>
-      </w:r>
-      <w:r>
-        <w:t>PowerBI,</w:t>
-      </w:r>
-      <w:r>
-        <w:rPr>
-          <w:spacing w:val="-7"/>
-        </w:rPr>
-        <w:t xml:space="preserve"> </w:t>
-      </w:r>
-      <w:r>
-        <w:t>Excel</w:t>
-      </w:r>
-      <w:r>
-        <w:rPr>
-          <w:spacing w:val="-2"/>
-        </w:rPr>
-        <w:t>, Mlflow, NoSQL, Keras.</w:t>
+      </w:r>
+      <w:r>
+        <w:rPr>
+          <w:spacing w:val="-2"/>
+        </w:rPr>
+        <w:t>Python, SQL (Databases MySQL, PostgreSQL, MongoDB, Vector Databases)</w:t>
       </w:r>
     </w:p>
     <w:p>
@@ -1378,7 +1290,40 @@
         <w:rPr>
           <w:spacing w:val="-4"/>
         </w:rPr>
-        <w:t>Neural Networks, NLP, ETL,</w:t>
+        <w:t>Neural Networks,</w:t>
+      </w:r>
+      <w:r>
+        <w:rPr>
+          <w:spacing w:val="-4"/>
+        </w:rPr>
+        <w:t xml:space="preserve"> </w:t>
+      </w:r>
+      <w:r>
+        <w:rPr>
+          <w:bCs/>
+          <w:spacing w:val="-2"/>
+        </w:rPr>
+        <w:t xml:space="preserve">RNN, </w:t>
+      </w:r>
+      <w:r>
+        <w:rPr>
+          <w:bCs/>
+          <w:spacing w:val="-2"/>
+        </w:rPr>
+        <w:t>CNN,</w:t>
+      </w:r>
+      <w:r>
+        <w:rPr>
+          <w:bCs/>
+          <w:spacing w:val="-2"/>
+        </w:rPr>
+        <w:t xml:space="preserve"> LSTM, Transformers</w:t>
+      </w:r>
+      <w:r>
+        <w:rPr>
+          <w:spacing w:val="-4"/>
+        </w:rPr>
+        <w:t xml:space="preserve"> NLP, ETL,</w:t>
       </w:r>
       <w:r>
         <w:rPr>
@@ -1405,11 +1350,16 @@
           <w:tab w:val="left" w:pos="3467"/>
         </w:tabs>
         <w:spacing w:line="298" w:lineRule="exact"/>
-        <w:ind w:left="3600" w:hanging="3180"/>
-        <w:rPr>
-          <w:spacing w:val="-2"/>
-        </w:rPr>
-      </w:pPr>
+        <w:rPr>
+          <w:spacing w:val="-2"/>
+        </w:rPr>
+      </w:pPr>
+      <w:r>
+        <w:rPr>
+          <w:b/>
+        </w:rPr>
+        <w:t xml:space="preserve">      </w:t>
+      </w:r>
       <w:r>
         <w:rPr>
           <w:b/>
@@ -1440,29 +1390,37 @@
         <w:rPr>
           <w:spacing w:val="-2"/>
         </w:rPr>
-        <w:t xml:space="preserve">LLM, RAG, Prompt Engineering, Langchain, LangGraph, OpenAI, HuggingFace, </w:t>
-      </w:r>
-      <w:proofErr w:type="spellStart"/>
-      <w:proofErr w:type="gramStart"/>
-      <w:r>
-        <w:rPr>
-          <w:spacing w:val="-2"/>
-        </w:rPr>
-        <w:t>MCP</w:t>
-      </w:r>
-      <w:r>
-        <w:rPr>
-          <w:spacing w:val="-2"/>
-        </w:rPr>
-        <w:t>,vector</w:t>
-      </w:r>
-      <w:proofErr w:type="spellEnd"/>
-      <w:proofErr w:type="gramEnd"/>
-      <w:r>
-        <w:rPr>
-          <w:spacing w:val="-2"/>
-        </w:rPr>
-        <w:t xml:space="preserve"> Database.</w:t>
+        <w:t>LLM</w:t>
+      </w:r>
+      <w:r>
+        <w:rPr>
+          <w:spacing w:val="-2"/>
+        </w:rPr>
+        <w:t>s</w:t>
+      </w:r>
+      <w:r>
+        <w:rPr>
+          <w:spacing w:val="-2"/>
+        </w:rPr>
+        <w:t>, RAG, Prompt Engineering, Langchain, LangGraph, OpenAI, HuggingFace, MCP</w:t>
+      </w:r>
+      <w:r>
+        <w:rPr>
+          <w:spacing w:val="-2"/>
+        </w:rPr>
+        <w:t>,</w:t>
+      </w:r>
+      <w:r>
+        <w:rPr>
+          <w:spacing w:val="-2"/>
+        </w:rPr>
+        <w:t xml:space="preserve"> </w:t>
+      </w:r>
+      <w:r>
+        <w:rPr>
+          <w:spacing w:val="-2"/>
+        </w:rPr>
+        <w:t>vector Database.</w:t>
       </w:r>
     </w:p>
     <w:p>
@@ -1473,65 +1431,47 @@
         <w:spacing w:line="298" w:lineRule="exact"/>
         <w:ind w:left="284"/>
         <w:rPr>
-          <w:spacing w:val="-2"/>
-        </w:rPr>
-      </w:pPr>
-      <w:r>
-        <w:rPr>
-          <w:b/>
-          <w:spacing w:val="-2"/>
-        </w:rPr>
-        <w:t>Extra Tools</w:t>
-      </w:r>
-      <w:r>
-        <w:rPr>
-          <w:b/>
+          <w:bCs/>
+          <w:spacing w:val="-2"/>
+        </w:rPr>
+      </w:pPr>
+      <w:r>
+        <w:rPr>
+          <w:b/>
+          <w:bCs/>
+          <w:spacing w:val="-2"/>
+        </w:rPr>
+        <w:t>Data Analytics &amp; Visualization</w:t>
+      </w:r>
+      <w:r>
+        <w:rPr>
+          <w:b/>
+          <w:bCs/>
           <w:spacing w:val="-2"/>
         </w:rPr>
         <w:tab/>
+      </w:r>
+      <w:r>
+        <w:rPr>
+          <w:b/>
+          <w:bCs/>
+          <w:spacing w:val="-2"/>
+        </w:rPr>
         <w:t>:</w:t>
       </w:r>
       <w:r>
         <w:rPr>
-          <w:spacing w:val="-7"/>
-        </w:rPr>
-        <w:t xml:space="preserve"> </w:t>
-      </w:r>
-      <w:r>
-        <w:rPr>
-          <w:spacing w:val="-2"/>
-        </w:rPr>
-        <w:t>GitHub</w:t>
-      </w:r>
-      <w:r>
-        <w:rPr>
-          <w:spacing w:val="-2"/>
-        </w:rPr>
-        <w:t xml:space="preserve"> Actions, </w:t>
-      </w:r>
-      <w:r>
-        <w:rPr>
-          <w:spacing w:val="-2"/>
-        </w:rPr>
-        <w:t>Dockers, AWS,</w:t>
-      </w:r>
-      <w:r>
-        <w:rPr>
-          <w:spacing w:val="-2"/>
-        </w:rPr>
-        <w:t xml:space="preserve"> </w:t>
-      </w:r>
-      <w:r>
-        <w:rPr>
-          <w:spacing w:val="-2"/>
-        </w:rPr>
-        <w:t>GCP,</w:t>
-      </w:r>
-      <w:r>
-        <w:rPr>
-          <w:spacing w:val="-2"/>
-        </w:rPr>
-        <w:t xml:space="preserve"> CI/CD.</w:t>
+          <w:b/>
+          <w:spacing w:val="-2"/>
+        </w:rPr>
+        <w:t xml:space="preserve"> </w:t>
+      </w:r>
+      <w:r>
+        <w:rPr>
+          <w:bCs/>
+          <w:spacing w:val="-2"/>
+        </w:rPr>
+        <w:t>Power BI, Excel, Pandas, NumPy, Matplotlib</w:t>
       </w:r>
     </w:p>
     <w:p>
@@ -1542,6 +1482,7 @@
         <w:spacing w:line="298" w:lineRule="exact"/>
         <w:ind w:left="284"/>
         <w:rPr>
+          <w:b/>
           <w:spacing w:val="-2"/>
         </w:rPr>
       </w:pPr>
@@ -1551,7 +1492,7 @@
           <w:bCs/>
           <w:spacing w:val="-2"/>
         </w:rPr>
-        <w:t>Programming Languages</w:t>
+        <w:t>Big Data &amp; MLOps</w:t>
       </w:r>
       <w:r>
         <w:rPr>
@@ -1559,7 +1500,7 @@
           <w:bCs/>
           <w:spacing w:val="-2"/>
         </w:rPr>
-        <w:t xml:space="preserve">          </w:t>
+        <w:t xml:space="preserve">                      </w:t>
       </w:r>
       <w:r>
         <w:rPr>
@@ -1571,27 +1512,25 @@
       </w:r>
       <w:r>
         <w:rPr>
-          <w:spacing w:val="-2"/>
-        </w:rPr>
-        <w:t>: Python, SQL</w:t>
-      </w:r>
-      <w:r>
-        <w:rPr>
-          <w:spacing w:val="-2"/>
-        </w:rPr>
-        <w:t xml:space="preserve"> (</w:t>
-      </w:r>
-      <w:r>
-        <w:rPr>
-          <w:spacing w:val="-2"/>
-        </w:rPr>
-        <w:t>Databases MySQL, PostgreSQL, MongoDB, Vector Databases</w:t>
-      </w:r>
-      <w:r>
-        <w:rPr>
-          <w:spacing w:val="-2"/>
-        </w:rPr>
-        <w:t>)</w:t>
+          <w:b/>
+          <w:bCs/>
+          <w:spacing w:val="-2"/>
+        </w:rPr>
+        <w:t>:</w:t>
+      </w:r>
+      <w:r>
+        <w:rPr>
+          <w:b/>
+          <w:spacing w:val="-2"/>
+        </w:rPr>
+        <w:t xml:space="preserve"> </w:t>
+      </w:r>
+      <w:r>
+        <w:rPr>
+          <w:bCs/>
+          <w:spacing w:val="-2"/>
+        </w:rPr>
+        <w:t>PySpark, MLflow, Docker, GitHub Actions, CI/CD</w:t>
       </w:r>
     </w:p>
     <w:p>
@@ -1612,7 +1551,7 @@
           <w:bCs/>
           <w:spacing w:val="-2"/>
         </w:rPr>
-        <w:t xml:space="preserve">Data Analytics &amp; </w:t>
+        <w:t>Cloud Platforms</w:t>
       </w:r>
       <w:r>
         <w:rPr>
@@ -1620,7 +1559,7 @@
           <w:bCs/>
           <w:spacing w:val="-2"/>
         </w:rPr>
-        <w:t>Visualization</w:t>
+        <w:t xml:space="preserve">                          </w:t>
       </w:r>
       <w:r>
         <w:rPr>
@@ -1647,478 +1586,10 @@
       </w:r>
       <w:r>
         <w:rPr>
-          <w:bCs/>
-          <w:spacing w:val="-2"/>
-        </w:rPr>
-        <w:t>Power BI, Excel, Pandas, NumPy, Matplotlib</w:t>
-      </w:r>
-    </w:p>
-    <w:p>
-      <w:pPr>
-        <w:tabs>
-          <w:tab w:val="left" w:pos="3467"/>
-        </w:tabs>
-        <w:spacing w:line="298" w:lineRule="exact"/>
-        <w:ind w:left="284"/>
-        <w:rPr>
-          <w:spacing w:val="-2"/>
-        </w:rPr>
-      </w:pPr>
-      <w:r>
-        <w:rPr>
-          <w:b/>
-          <w:bCs/>
-          <w:spacing w:val="-2"/>
-        </w:rPr>
-        <w:t>Machine Learning</w:t>
-      </w:r>
-      <w:r>
-        <w:rPr>
-          <w:b/>
-          <w:bCs/>
-          <w:spacing w:val="-2"/>
-        </w:rPr>
-        <w:t xml:space="preserve">                       </w:t>
-      </w:r>
-      <w:r>
-        <w:rPr>
-          <w:b/>
-          <w:bCs/>
-          <w:spacing w:val="-2"/>
-        </w:rPr>
-        <w:tab/>
-      </w:r>
-      <w:r>
-        <w:rPr>
-          <w:spacing w:val="-2"/>
-        </w:rPr>
-        <w:t>: Regression, Classification, Clustering, Feature Engineering, Model Evaluation, Scikit-Learn</w:t>
-      </w:r>
-    </w:p>
-    <w:p>
-      <w:pPr>
-        <w:tabs>
-          <w:tab w:val="left" w:pos="3467"/>
-        </w:tabs>
-        <w:spacing w:line="298" w:lineRule="exact"/>
-        <w:ind w:left="284"/>
-        <w:rPr>
-          <w:b/>
-          <w:spacing w:val="-2"/>
-        </w:rPr>
-      </w:pPr>
-      <w:r>
-        <w:rPr>
-          <w:b/>
-          <w:bCs/>
-          <w:spacing w:val="-2"/>
-        </w:rPr>
-        <w:t>Deep Learning</w:t>
-      </w:r>
-      <w:r>
-        <w:rPr>
-          <w:b/>
-          <w:bCs/>
-          <w:spacing w:val="-2"/>
-        </w:rPr>
-        <w:t xml:space="preserve">                              </w:t>
-      </w:r>
-      <w:r>
-        <w:rPr>
-          <w:b/>
-          <w:bCs/>
-          <w:spacing w:val="-2"/>
-        </w:rPr>
-        <w:tab/>
-      </w:r>
-      <w:r>
-        <w:rPr>
-          <w:b/>
-          <w:bCs/>
-          <w:spacing w:val="-2"/>
-        </w:rPr>
-        <w:t>:</w:t>
-      </w:r>
-      <w:r>
-        <w:rPr>
-          <w:b/>
-          <w:spacing w:val="-2"/>
-        </w:rPr>
-        <w:t xml:space="preserve"> </w:t>
-      </w:r>
-      <w:r>
-        <w:rPr>
-          <w:bCs/>
-          <w:spacing w:val="-2"/>
-        </w:rPr>
-        <w:t xml:space="preserve">TensorFlow, Keras, </w:t>
-      </w:r>
-      <w:proofErr w:type="gramStart"/>
-      <w:r>
-        <w:rPr>
-          <w:bCs/>
-          <w:spacing w:val="-2"/>
-        </w:rPr>
-        <w:t>RNN,</w:t>
-      </w:r>
-      <w:r>
-        <w:rPr>
-          <w:bCs/>
-          <w:spacing w:val="-2"/>
-        </w:rPr>
-        <w:t>CNN</w:t>
-      </w:r>
-      <w:proofErr w:type="gramEnd"/>
-      <w:r>
-        <w:rPr>
-          <w:bCs/>
-          <w:spacing w:val="-2"/>
-        </w:rPr>
-        <w:t>,</w:t>
-      </w:r>
-      <w:r>
-        <w:rPr>
-          <w:bCs/>
-          <w:spacing w:val="-2"/>
-        </w:rPr>
-        <w:t>LSTM, Transformers</w:t>
-      </w:r>
-    </w:p>
-    <w:p>
-      <w:pPr>
-        <w:pStyle w:val="NormalWeb"/>
-        <w:widowControl/>
-        <w:numPr>
-          <w:ilvl w:val="0"/>
-          <w:numId w:val="5"/>
-        </w:numPr>
-        <w:autoSpaceDE/>
-        <w:autoSpaceDN/>
-        <w:rPr>
-          <w:rFonts w:asciiTheme="minorHAnsi" w:hAnsiTheme="minorHAnsi" w:cstheme="minorHAnsi"/>
-          <w:sz w:val="22"/>
-          <w:szCs w:val="22"/>
-        </w:rPr>
-      </w:pPr>
-      <w:r>
-        <w:rPr>
-          <w:b/>
-          <w:bCs/>
-          <w:spacing w:val="-2"/>
-        </w:rPr>
-        <w:t>Generative AI</w:t>
-      </w:r>
-      <w:r>
-        <w:rPr>
-          <w:b/>
-          <w:bCs/>
-          <w:spacing w:val="-2"/>
-        </w:rPr>
-        <w:t xml:space="preserve">                               </w:t>
-      </w:r>
-      <w:r>
-        <w:rPr>
-          <w:b/>
-          <w:bCs/>
-          <w:spacing w:val="-2"/>
-        </w:rPr>
-        <w:tab/>
-      </w:r>
-      <w:r>
-        <w:rPr>
-          <w:b/>
-          <w:bCs/>
-          <w:spacing w:val="-2"/>
-        </w:rPr>
-        <w:t>:</w:t>
-      </w:r>
-      <w:r>
-        <w:rPr>
-          <w:b/>
-          <w:spacing w:val="-2"/>
-        </w:rPr>
-        <w:t xml:space="preserve"> </w:t>
-      </w:r>
-      <w:r>
-        <w:rPr>
-          <w:rFonts w:asciiTheme="minorHAnsi" w:hAnsiTheme="minorHAnsi" w:cstheme="minorHAnsi"/>
-          <w:bCs/>
-          <w:spacing w:val="-2"/>
-          <w:sz w:val="22"/>
-          <w:szCs w:val="22"/>
-        </w:rPr>
-        <w:t>LLMs, RAG, LangChain, LangGraph, Prompt Engineering, OpenAI API, Hugging Face, MCP</w:t>
-      </w:r>
-      <w:r>
-        <w:rPr>
-          <w:rFonts w:asciiTheme="minorHAnsi" w:hAnsiTheme="minorHAnsi" w:cstheme="minorHAnsi"/>
-          <w:bCs/>
-          <w:spacing w:val="-2"/>
-          <w:sz w:val="22"/>
-          <w:szCs w:val="22"/>
-        </w:rPr>
-        <w:t xml:space="preserve">, </w:t>
-      </w:r>
-      <w:r>
-        <w:rPr>
-          <w:rFonts w:asciiTheme="minorHAnsi" w:hAnsiTheme="minorHAnsi" w:cstheme="minorHAnsi"/>
-          <w:color w:val="000000"/>
-          <w:sz w:val="22"/>
-          <w:szCs w:val="22"/>
-        </w:rPr>
-        <w:t xml:space="preserve">Open-source and paid LLM models (Llama2, </w:t>
-      </w:r>
-      <w:proofErr w:type="spellStart"/>
-      <w:proofErr w:type="gramStart"/>
-      <w:r>
-        <w:rPr>
-          <w:rFonts w:asciiTheme="minorHAnsi" w:hAnsiTheme="minorHAnsi" w:cstheme="minorHAnsi"/>
-          <w:color w:val="000000"/>
-          <w:sz w:val="22"/>
-          <w:szCs w:val="22"/>
-        </w:rPr>
-        <w:t>Mistral,OpenAI</w:t>
-      </w:r>
-      <w:proofErr w:type="gramEnd"/>
-      <w:r>
-        <w:rPr>
-          <w:rFonts w:asciiTheme="minorHAnsi" w:hAnsiTheme="minorHAnsi" w:cstheme="minorHAnsi"/>
-          <w:color w:val="000000"/>
-          <w:sz w:val="22"/>
-          <w:szCs w:val="22"/>
-        </w:rPr>
-        <w:t>,Google</w:t>
-      </w:r>
-      <w:proofErr w:type="spellEnd"/>
-      <w:r>
-        <w:rPr>
-          <w:rFonts w:asciiTheme="minorHAnsi" w:hAnsiTheme="minorHAnsi" w:cstheme="minorHAnsi"/>
-          <w:color w:val="000000"/>
-          <w:sz w:val="22"/>
-          <w:szCs w:val="22"/>
-        </w:rPr>
-        <w:t xml:space="preserve"> Gemini Pro)</w:t>
-      </w:r>
-    </w:p>
-    <w:p>
-      <w:pPr>
-        <w:tabs>
-          <w:tab w:val="left" w:pos="3467"/>
-        </w:tabs>
-        <w:spacing w:line="298" w:lineRule="exact"/>
-        <w:ind w:left="284"/>
-        <w:rPr>
-          <w:bCs/>
-          <w:spacing w:val="-2"/>
-        </w:rPr>
-      </w:pPr>
-    </w:p>
-    <w:p>
-      <w:pPr>
-        <w:tabs>
-          <w:tab w:val="left" w:pos="3467"/>
-        </w:tabs>
-        <w:spacing w:line="298" w:lineRule="exact"/>
-        <w:ind w:left="284"/>
-        <w:rPr>
-          <w:b/>
-          <w:spacing w:val="-2"/>
-        </w:rPr>
-      </w:pPr>
-      <w:r>
-        <w:rPr>
-          <w:b/>
-          <w:bCs/>
-          <w:spacing w:val="-2"/>
-        </w:rPr>
-        <w:t>Big Data &amp; MLOps</w:t>
-      </w:r>
-      <w:r>
-        <w:rPr>
-          <w:b/>
-          <w:bCs/>
-          <w:spacing w:val="-2"/>
-        </w:rPr>
-        <w:t xml:space="preserve">                      </w:t>
-      </w:r>
-      <w:r>
-        <w:rPr>
-          <w:b/>
-          <w:bCs/>
-          <w:spacing w:val="-2"/>
-        </w:rPr>
-        <w:tab/>
-      </w:r>
-      <w:r>
-        <w:rPr>
-          <w:b/>
-          <w:bCs/>
-          <w:spacing w:val="-2"/>
-        </w:rPr>
-        <w:t>:</w:t>
-      </w:r>
-      <w:r>
-        <w:rPr>
-          <w:b/>
-          <w:spacing w:val="-2"/>
-        </w:rPr>
-        <w:t xml:space="preserve"> </w:t>
-      </w:r>
-      <w:r>
-        <w:rPr>
-          <w:bCs/>
-          <w:spacing w:val="-2"/>
-        </w:rPr>
-        <w:t>PySpark, MLflow, Docker, GitHub Actions, CI/CD</w:t>
-      </w:r>
-    </w:p>
-    <w:p>
-      <w:pPr>
-        <w:tabs>
-          <w:tab w:val="left" w:pos="3467"/>
-        </w:tabs>
-        <w:spacing w:line="298" w:lineRule="exact"/>
-        <w:ind w:left="284"/>
-        <w:rPr>
-          <w:bCs/>
-          <w:spacing w:val="-2"/>
-        </w:rPr>
-      </w:pPr>
-      <w:r>
-        <w:rPr>
-          <w:b/>
-          <w:bCs/>
-          <w:spacing w:val="-2"/>
-        </w:rPr>
-        <w:t>Cloud Platforms</w:t>
-      </w:r>
-      <w:r>
-        <w:rPr>
-          <w:b/>
-          <w:bCs/>
-          <w:spacing w:val="-2"/>
-        </w:rPr>
-        <w:t xml:space="preserve">                          </w:t>
-      </w:r>
-      <w:r>
-        <w:rPr>
-          <w:b/>
-          <w:bCs/>
-          <w:spacing w:val="-2"/>
-        </w:rPr>
-        <w:tab/>
-      </w:r>
-      <w:r>
-        <w:rPr>
-          <w:b/>
-          <w:bCs/>
-          <w:spacing w:val="-2"/>
-        </w:rPr>
-        <w:t>:</w:t>
-      </w:r>
-      <w:r>
-        <w:rPr>
-          <w:b/>
-          <w:spacing w:val="-2"/>
-        </w:rPr>
-        <w:t xml:space="preserve"> </w:t>
-      </w:r>
-      <w:r>
-        <w:rPr>
-          <w:bCs/>
-          <w:spacing w:val="-2"/>
-        </w:rPr>
-        <w:t>AWS, GCP</w:t>
-      </w:r>
-    </w:p>
-    <w:p>
-      <w:pPr>
-        <w:tabs>
-          <w:tab w:val="left" w:pos="3467"/>
-        </w:tabs>
-        <w:spacing w:line="298" w:lineRule="exact"/>
-        <w:ind w:left="284"/>
-        <w:rPr>
-          <w:bCs/>
-          <w:spacing w:val="-2"/>
-        </w:rPr>
-      </w:pPr>
-      <w:r>
-        <w:rPr>
-          <w:b/>
-          <w:bCs/>
-          <w:spacing w:val="-2"/>
-        </w:rPr>
-        <w:t>Web Frameworks</w:t>
-      </w:r>
-      <w:r>
-        <w:rPr>
-          <w:b/>
-          <w:bCs/>
-          <w:spacing w:val="-2"/>
-        </w:rPr>
-        <w:t xml:space="preserve">                     </w:t>
-      </w:r>
-      <w:proofErr w:type="gramStart"/>
-      <w:r>
-        <w:rPr>
-          <w:b/>
-          <w:bCs/>
-          <w:spacing w:val="-2"/>
-        </w:rPr>
-        <w:t xml:space="preserve">  </w:t>
-      </w:r>
-      <w:r>
-        <w:rPr>
-          <w:b/>
-          <w:bCs/>
-          <w:spacing w:val="-2"/>
-        </w:rPr>
-        <w:t>:</w:t>
-      </w:r>
-      <w:proofErr w:type="gramEnd"/>
-      <w:r>
-        <w:rPr>
-          <w:b/>
-          <w:bCs/>
-          <w:spacing w:val="-2"/>
-        </w:rPr>
-        <w:tab/>
-      </w:r>
-      <w:r>
-        <w:rPr>
-          <w:b/>
-          <w:spacing w:val="-2"/>
-        </w:rPr>
-        <w:t xml:space="preserve"> </w:t>
-      </w:r>
-      <w:r>
-        <w:rPr>
-          <w:bCs/>
-          <w:spacing w:val="-2"/>
-        </w:rPr>
-        <w:t>Flask, FastAPI</w:t>
-      </w:r>
-      <w:r>
-        <w:rPr>
-          <w:bCs/>
-          <w:spacing w:val="-2"/>
-        </w:rPr>
-        <w:t>, Django</w:t>
-      </w:r>
-    </w:p>
-    <w:p>
-      <w:pPr>
-        <w:tabs>
-          <w:tab w:val="left" w:pos="3467"/>
-        </w:tabs>
-        <w:spacing w:line="298" w:lineRule="exact"/>
-        <w:ind w:left="284"/>
-        <w:rPr>
-          <w:b/>
-          <w:spacing w:val="-2"/>
-        </w:rPr>
-      </w:pPr>
+          <w:spacing w:val="-2"/>
+        </w:rPr>
+        <w:t>GitHub Actions, Dockers, AWS, GCP, CI/CD.</w:t>
+      </w:r>
     </w:p>
     <w:p>
       <w:pPr>
@@ -2447,10 +1918,7 @@
         <w:t>Delivered training programs</w:t>
       </w:r>
       <w:r>
-        <w:t xml:space="preserve"> and </w:t>
-      </w:r>
-      <w:r>
-        <w:t>Design Curriculum, Mentoring</w:t>
+        <w:t xml:space="preserve"> and Design Curriculum, Mentoring</w:t>
       </w:r>
       <w:r>
         <w:t xml:space="preserve"> in Python, Data Science, and Machine Learning for organizations including FlipRobo and IIDST. </w:t>
@@ -3407,7 +2875,6 @@
         <w:rPr>
           <w:spacing w:val="-2"/>
         </w:rPr>
-        <w:lastRenderedPageBreak/>
         <w:t>Student Performance Prediction |</w:t>
       </w:r>
       <w:r>
@@ -3605,10 +3072,7 @@
         <w:t xml:space="preserve">AI Interviewer/Resume and Job Guide | </w:t>
       </w:r>
       <w:r>
-        <w:t>end-to-end</w:t>
-      </w:r>
-      <w:r>
-        <w:t xml:space="preserve"> </w:t>
+        <w:t xml:space="preserve">end-to-end </w:t>
       </w:r>
       <w:r>
         <w:t xml:space="preserve">Design and develop scalable </w:t>
@@ -3795,6 +3259,7 @@
           <w:b/>
           <w:spacing w:val="-2"/>
         </w:rPr>
+        <w:lastRenderedPageBreak/>
         <w:t xml:space="preserve">Implemented resume-to-job description matching and personalized career recommendations. </w:t>
       </w:r>
     </w:p>
@@ -5173,7 +4638,6 @@
           <w:sz w:val="22"/>
           <w:szCs w:val="22"/>
         </w:rPr>
-        <w:lastRenderedPageBreak/>
         <w:t>Technologies</w:t>
       </w:r>
       <w:r>
@@ -5351,14 +4815,6 @@
         </w:rPr>
         <w:t>: Achieved a 40% reduction in the need for human intervention in customer service inquiries, improving response accuracy and user satisfaction.</w:t>
       </w:r>
-    </w:p>
-    <w:p>
-      <w:pPr>
-        <w:rPr>
-          <w:rFonts w:eastAsia="Times New Roman" w:cstheme="minorHAnsi"/>
-          <w:color w:val="000000"/>
-        </w:rPr>
-      </w:pPr>
     </w:p>
     <w:p>
       <w:pPr>
@@ -6974,6 +6430,7 @@
   <w:style w:type="character" w:default="1" w:styleId="DefaultParagraphFont">
     <w:name w:val="Default Paragraph Font"/>
     <w:uiPriority w:val="1"/>
+    <w:semiHidden/>
     <w:unhideWhenUsed/>
   </w:style>
   <w:style w:type="table" w:default="1" w:styleId="TableNormal">

--- a/1.1_resume/shahil_Ds_CV_jun2026.docx
+++ b/1.1_resume/shahil_Ds_CV_jun2026.docx
@@ -15,6 +15,31 @@
       </w:pPr>
       <w:r>
         <w:t>MD SHAHIL ANSARI</w:t>
+      </w:r>
+    </w:p>
+    <w:p>
+      <w:pPr>
+        <w:pStyle w:val="Title"/>
+        <w:tabs>
+          <w:tab w:val="left" w:pos="1658"/>
+          <w:tab w:val="center" w:pos="5540"/>
+        </w:tabs>
+        <w:spacing w:before="0"/>
+        <w:ind w:left="0"/>
+        <w:jc w:val="center"/>
+        <w:rPr>
+          <w:rFonts w:asciiTheme="minorHAnsi" w:hAnsiTheme="minorHAnsi" w:cstheme="minorHAnsi"/>
+          <w:sz w:val="18"/>
+          <w:szCs w:val="18"/>
+        </w:rPr>
+      </w:pPr>
+      <w:r>
+        <w:rPr>
+          <w:rFonts w:asciiTheme="minorHAnsi" w:hAnsiTheme="minorHAnsi" w:cstheme="minorHAnsi"/>
+          <w:sz w:val="18"/>
+          <w:szCs w:val="18"/>
+        </w:rPr>
+        <w:t>Data Scientist | AI Engineer | Generative AI Specialist</w:t>
       </w:r>
     </w:p>
     <w:p>
@@ -524,7 +549,16 @@
       <w:bookmarkStart w:id="1" w:name="GL_Bajaj_Institute_of_Technology_and_Man"/>
       <w:bookmarkEnd w:id="1"/>
       <w:r>
-        <w:t xml:space="preserve">Masters in Computer Application </w:t>
+        <w:t>Masters in Computer Application</w:t>
+      </w:r>
+      <w:r>
+        <w:t xml:space="preserve"> </w:t>
+      </w:r>
+      <w:r>
+        <w:t>(MCA)</w:t>
+      </w:r>
+      <w:r>
+        <w:t xml:space="preserve"> </w:t>
       </w:r>
       <w:r>
         <w:rPr>
@@ -588,12 +622,33 @@
           <w:b/>
           <w:spacing w:val="-4"/>
         </w:rPr>
-        <w:t xml:space="preserve">Bachelors in Computer Application </w:t>
-      </w:r>
-      <w:r>
-        <w:rPr>
+        <w:t>Bachelors in Computer Application</w:t>
+      </w:r>
+      <w:r>
+        <w:rPr>
+          <w:b/>
           <w:spacing w:val="-4"/>
         </w:rPr>
+        <w:t xml:space="preserve"> </w:t>
+      </w:r>
+      <w:r>
+        <w:rPr>
+          <w:b/>
+          <w:spacing w:val="-4"/>
+        </w:rPr>
+        <w:t>(BCA)</w:t>
+      </w:r>
+      <w:r>
+        <w:rPr>
+          <w:b/>
+          <w:spacing w:val="-4"/>
+        </w:rPr>
+        <w:t xml:space="preserve"> </w:t>
+      </w:r>
+      <w:r>
+        <w:rPr>
+          <w:spacing w:val="-4"/>
+        </w:rPr>
         <w:t xml:space="preserve">DSPMU </w:t>
       </w:r>
       <w:r>
@@ -601,71 +656,47 @@
           <w:b/>
           <w:spacing w:val="-4"/>
         </w:rPr>
-        <w:t xml:space="preserve">(8.51 </w:t>
-      </w:r>
-      <w:proofErr w:type="gramStart"/>
+        <w:t xml:space="preserve">(8.51 CGPA)    </w:t>
+      </w:r>
       <w:r>
         <w:rPr>
           <w:b/>
           <w:spacing w:val="-4"/>
         </w:rPr>
-        <w:t xml:space="preserve">CGPA)   </w:t>
-      </w:r>
-      <w:proofErr w:type="gramEnd"/>
+        <w:t xml:space="preserve"> </w:t>
+      </w:r>
       <w:r>
         <w:rPr>
           <w:b/>
           <w:spacing w:val="-4"/>
         </w:rPr>
-        <w:t xml:space="preserve"> </w:t>
+        <w:t xml:space="preserve">                                                              </w:t>
+      </w:r>
+      <w:r>
+        <w:rPr>
+          <w:b/>
+        </w:rPr>
+        <w:t>Ranchi,</w:t>
+      </w:r>
+      <w:r>
+        <w:rPr>
+          <w:b/>
+          <w:spacing w:val="-6"/>
+        </w:rPr>
+        <w:t xml:space="preserve"> </w:t>
+      </w:r>
+      <w:r>
+        <w:rPr>
+          <w:b/>
+          <w:spacing w:val="-5"/>
+        </w:rPr>
+        <w:t xml:space="preserve">JH </w:t>
       </w:r>
       <w:r>
         <w:rPr>
           <w:b/>
           <w:spacing w:val="-4"/>
         </w:rPr>
-        <w:t xml:space="preserve"> </w:t>
-      </w:r>
-      <w:r>
-        <w:rPr>
-          <w:b/>
-          <w:spacing w:val="-4"/>
-        </w:rPr>
-        <w:t xml:space="preserve">                                                                </w:t>
-      </w:r>
-      <w:r>
-        <w:rPr>
-          <w:b/>
-          <w:i/>
-        </w:rPr>
-        <w:tab/>
-        <w:t xml:space="preserve">    </w:t>
-      </w:r>
-      <w:r>
-        <w:rPr>
-          <w:b/>
-        </w:rPr>
-        <w:t xml:space="preserve">     Ranchi,</w:t>
-      </w:r>
-      <w:r>
-        <w:rPr>
-          <w:b/>
-          <w:spacing w:val="-6"/>
-        </w:rPr>
-        <w:t xml:space="preserve"> </w:t>
-      </w:r>
-      <w:r>
-        <w:rPr>
-          <w:b/>
-          <w:spacing w:val="-5"/>
-        </w:rPr>
-        <w:t xml:space="preserve">JH </w:t>
-      </w:r>
-      <w:r>
-        <w:rPr>
-          <w:b/>
-          <w:spacing w:val="-4"/>
-        </w:rPr>
         <w:t xml:space="preserve">2018 </w:t>
       </w:r>
       <w:r>
@@ -681,6 +712,14 @@
         </w:rPr>
         <w:t>2021</w:t>
       </w:r>
+    </w:p>
+    <w:p>
+      <w:pPr>
+        <w:pStyle w:val="Heading1"/>
+        <w:rPr>
+          <w:color w:val="365F91"/>
+        </w:rPr>
+      </w:pPr>
     </w:p>
     <w:p>
       <w:pPr>
@@ -1058,17 +1097,8 @@
           <w:b/>
           <w:spacing w:val="-2"/>
         </w:rPr>
-        <w:t xml:space="preserve">Learning </w:t>
-      </w:r>
-      <w:proofErr w:type="gramStart"/>
-      <w:r>
-        <w:rPr>
-          <w:b/>
-          <w:spacing w:val="-2"/>
-        </w:rPr>
-        <w:t xml:space="preserve">  :</w:t>
-      </w:r>
-      <w:proofErr w:type="gramEnd"/>
+        <w:t>Learning   :</w:t>
+      </w:r>
       <w:r>
         <w:rPr>
           <w:b/>
@@ -1880,6 +1910,128 @@
     </w:p>
     <w:p>
       <w:pPr>
+        <w:pStyle w:val="NormalWeb"/>
+        <w:widowControl/>
+        <w:numPr>
+          <w:ilvl w:val="0"/>
+          <w:numId w:val="1"/>
+        </w:numPr>
+        <w:autoSpaceDE/>
+        <w:autoSpaceDN/>
+        <w:rPr>
+          <w:rFonts w:ascii="Sitka Display" w:hAnsi="Sitka Display"/>
+          <w:sz w:val="22"/>
+          <w:szCs w:val="22"/>
+        </w:rPr>
+      </w:pPr>
+      <w:r>
+        <w:rPr>
+          <w:rFonts w:ascii="Sitka Display" w:hAnsi="Sitka Display" w:cs="Arial"/>
+          <w:b/>
+          <w:bCs/>
+          <w:color w:val="000000"/>
+          <w:sz w:val="22"/>
+          <w:szCs w:val="22"/>
+        </w:rPr>
+        <w:t>Developed scalable AI solutions</w:t>
+      </w:r>
+      <w:r>
+        <w:rPr>
+          <w:rFonts w:ascii="Sitka Display" w:hAnsi="Sitka Display" w:cs="Arial"/>
+          <w:color w:val="000000"/>
+          <w:sz w:val="22"/>
+          <w:szCs w:val="22"/>
+        </w:rPr>
+        <w:t xml:space="preserve"> using LangChain and LlamaIndex frameworks, demonstrating expertise in generative AI technologies.</w:t>
+      </w:r>
+    </w:p>
+    <w:p>
+      <w:pPr>
+        <w:pStyle w:val="NormalWeb"/>
+        <w:widowControl/>
+        <w:numPr>
+          <w:ilvl w:val="0"/>
+          <w:numId w:val="1"/>
+        </w:numPr>
+        <w:autoSpaceDE/>
+        <w:autoSpaceDN/>
+        <w:rPr>
+          <w:rFonts w:ascii="Sitka Display" w:hAnsi="Sitka Display"/>
+          <w:sz w:val="22"/>
+          <w:szCs w:val="22"/>
+        </w:rPr>
+      </w:pPr>
+      <w:r>
+        <w:rPr>
+          <w:rFonts w:ascii="Sitka Display" w:hAnsi="Sitka Display" w:cs="Arial"/>
+          <w:b/>
+          <w:bCs/>
+          <w:color w:val="000000"/>
+          <w:sz w:val="22"/>
+          <w:szCs w:val="22"/>
+        </w:rPr>
+        <w:t>Implemented and fine-tuned both open-source and paid LLM models</w:t>
+      </w:r>
+      <w:r>
+        <w:rPr>
+          <w:rFonts w:ascii="Sitka Display" w:hAnsi="Sitka Display" w:cs="Arial"/>
+          <w:color w:val="000000"/>
+          <w:sz w:val="22"/>
+          <w:szCs w:val="22"/>
+        </w:rPr>
+        <w:t>, customizing solutions to meet specific project requirements and performance goals.</w:t>
+      </w:r>
+    </w:p>
+    <w:p>
+      <w:pPr>
+        <w:pStyle w:val="NormalWeb"/>
+        <w:widowControl/>
+        <w:numPr>
+          <w:ilvl w:val="0"/>
+          <w:numId w:val="1"/>
+        </w:numPr>
+        <w:autoSpaceDE/>
+        <w:autoSpaceDN/>
+        <w:rPr>
+          <w:rFonts w:ascii="Sitka Display" w:hAnsi="Sitka Display"/>
+          <w:sz w:val="22"/>
+          <w:szCs w:val="22"/>
+        </w:rPr>
+      </w:pPr>
+      <w:r>
+        <w:rPr>
+          <w:rFonts w:ascii="Sitka Display" w:hAnsi="Sitka Display" w:cs="Arial"/>
+          <w:b/>
+          <w:bCs/>
+          <w:color w:val="000000"/>
+          <w:sz w:val="22"/>
+          <w:szCs w:val="22"/>
+        </w:rPr>
+        <w:t>deploying AI models</w:t>
+      </w:r>
+      <w:r>
+        <w:rPr>
+          <w:rFonts w:ascii="Sitka Display" w:hAnsi="Sitka Display" w:cs="Arial"/>
+          <w:color w:val="000000"/>
+          <w:sz w:val="22"/>
+          <w:szCs w:val="22"/>
+        </w:rPr>
+        <w:t>, utilizing cloud services to ensure scalability and reliability of AI applications.</w:t>
+      </w:r>
+    </w:p>
+    <w:p>
+      <w:pPr>
+        <w:pStyle w:val="ListParagraph"/>
+        <w:tabs>
+          <w:tab w:val="left" w:pos="821"/>
+          <w:tab w:val="left" w:pos="823"/>
+        </w:tabs>
+        <w:spacing w:before="2" w:line="211" w:lineRule="auto"/>
+        <w:ind w:left="826" w:right="504" w:firstLine="0"/>
+      </w:pPr>
+    </w:p>
+    <w:p>
+      <w:pPr>
         <w:tabs>
           <w:tab w:val="left" w:pos="826"/>
           <w:tab w:val="left" w:pos="827"/>
@@ -1944,6 +2096,16 @@
     </w:p>
     <w:p>
       <w:pPr>
+        <w:tabs>
+          <w:tab w:val="left" w:pos="821"/>
+          <w:tab w:val="left" w:pos="823"/>
+        </w:tabs>
+        <w:spacing w:before="2" w:line="211" w:lineRule="auto"/>
+        <w:ind w:left="514" w:right="504"/>
+      </w:pPr>
+    </w:p>
+    <w:p>
+      <w:pPr>
         <w:pStyle w:val="ListParagraph"/>
         <w:numPr>
           <w:ilvl w:val="0"/>
@@ -1963,7 +2125,37 @@
         <w:rPr>
           <w:b/>
         </w:rPr>
-        <w:t xml:space="preserve">       Data Analyst |Fine Air Solutions</w:t>
+        <w:t xml:space="preserve">       </w:t>
+      </w:r>
+    </w:p>
+    <w:p>
+      <w:pPr>
+        <w:pStyle w:val="ListParagraph"/>
+        <w:rPr>
+          <w:b/>
+        </w:rPr>
+      </w:pPr>
+    </w:p>
+    <w:p>
+      <w:pPr>
+        <w:tabs>
+          <w:tab w:val="left" w:pos="821"/>
+          <w:tab w:val="left" w:pos="823"/>
+        </w:tabs>
+        <w:spacing w:before="2" w:line="211" w:lineRule="auto"/>
+        <w:ind w:right="504"/>
+      </w:pPr>
+      <w:r>
+        <w:rPr>
+          <w:b/>
+        </w:rPr>
+        <w:t xml:space="preserve">      </w:t>
+      </w:r>
+      <w:r>
+        <w:rPr>
+          <w:b/>
+        </w:rPr>
+        <w:t>Data Analyst |Fine Air Solutions</w:t>
       </w:r>
       <w:r>
         <w:rPr>
@@ -2060,14 +2252,12 @@
         </w:rPr>
         <w:t xml:space="preserve">minimize cost </w:t>
       </w:r>
-      <w:proofErr w:type="spellStart"/>
       <w:r>
         <w:rPr>
           <w:b/>
         </w:rPr>
         <w:t>approx</w:t>
       </w:r>
-      <w:proofErr w:type="spellEnd"/>
       <w:r>
         <w:rPr>
           <w:b/>
@@ -2082,113 +2272,6 @@
       </w:r>
       <w:bookmarkStart w:id="4" w:name="Projects"/>
       <w:bookmarkEnd w:id="4"/>
-      <w:r>
-        <w:rPr>
-          <w:noProof/>
-        </w:rPr>
-        <mc:AlternateContent>
-          <mc:Choice Requires="wpg">
-            <w:drawing>
-              <wp:anchor distT="0" distB="0" distL="114300" distR="114300" simplePos="0" relativeHeight="251660800" behindDoc="1" locked="0" layoutInCell="1" allowOverlap="1" wp14:anchorId="3F745027" wp14:editId="6C33B471">
-                <wp:simplePos x="0" y="0"/>
-                <wp:positionH relativeFrom="page">
-                  <wp:posOffset>548640</wp:posOffset>
-                </wp:positionH>
-                <wp:positionV relativeFrom="paragraph">
-                  <wp:posOffset>283210</wp:posOffset>
-                </wp:positionV>
-                <wp:extent cx="6678295" cy="9525"/>
-                <wp:effectExtent l="0" t="0" r="0" b="0"/>
-                <wp:wrapNone/>
-                <wp:docPr id="13" name="docshapegroup7"/>
-                <wp:cNvGraphicFramePr/>
-                <a:graphic xmlns:a="http://schemas.openxmlformats.org/drawingml/2006/main">
-                  <a:graphicData uri="http://schemas.microsoft.com/office/word/2010/wordprocessingGroup">
-                    <wpg:wgp>
-                      <wpg:cNvGrpSpPr/>
-                      <wpg:grpSpPr>
-                        <a:xfrm>
-                          <a:off x="0" y="0"/>
-                          <a:ext cx="6678295" cy="9525"/>
-                          <a:chOff x="864" y="446"/>
-                          <a:chExt cx="10517" cy="15"/>
-                        </a:xfrm>
-                      </wpg:grpSpPr>
-                      <wps:wsp>
-                        <wps:cNvPr id="18" name="docshape8"/>
-                        <wps:cNvSpPr>
-                          <a:spLocks noChangeArrowheads="1"/>
-                        </wps:cNvSpPr>
-                        <wps:spPr bwMode="auto">
-                          <a:xfrm>
-                            <a:off x="864" y="445"/>
-                            <a:ext cx="1148" cy="15"/>
-                          </a:xfrm>
-                          <a:prstGeom prst="rect">
-                            <a:avLst/>
-                          </a:prstGeom>
-                          <a:solidFill>
-                            <a:srgbClr val="365F91"/>
-                          </a:solidFill>
-                          <a:ln>
-                            <a:noFill/>
-                          </a:ln>
-                        </wps:spPr>
-                        <wps:bodyPr rot="0" vert="horz" wrap="square" lIns="91440" tIns="45720" rIns="91440" bIns="45720" anchor="t" anchorCtr="0" upright="1">
-                          <a:noAutofit/>
-                        </wps:bodyPr>
-                      </wps:wsp>
-                      <wps:wsp>
-                        <wps:cNvPr id="20" name="docshape9"/>
-                        <wps:cNvSpPr>
-                          <a:spLocks noChangeArrowheads="1"/>
-                        </wps:cNvSpPr>
-                        <wps:spPr bwMode="auto">
-                          <a:xfrm>
-                            <a:off x="2012" y="445"/>
-                            <a:ext cx="9369" cy="15"/>
-                          </a:xfrm>
-                          <a:prstGeom prst="rect">
-                            <a:avLst/>
-                          </a:prstGeom>
-                          <a:solidFill>
-                            <a:srgbClr val="000000"/>
-                          </a:solidFill>
-                          <a:ln>
-                            <a:noFill/>
-                          </a:ln>
-                        </wps:spPr>
-                        <wps:bodyPr rot="0" vert="horz" wrap="square" lIns="91440" tIns="45720" rIns="91440" bIns="45720" anchor="t" anchorCtr="0" upright="1">
-                          <a:noAutofit/>
-                        </wps:bodyPr>
-                      </wps:wsp>
-                    </wpg:wgp>
-                  </a:graphicData>
-                </a:graphic>
-              </wp:anchor>
-            </w:drawing>
-          </mc:Choice>
-          <mc:Fallback xmlns:wpsCustomData="http://www.wps.cn/officeDocument/2013/wpsCustomData">
-            <w:pict>
-              <v:group id="docshapegroup7" o:spid="_x0000_s1026" o:spt="203" style="position:absolute;left:0pt;margin-left:43.2pt;margin-top:22.3pt;height:0.75pt;width:525.85pt;mso-position-horizontal-relative:page;z-index:-251652096;mso-width-relative:page;mso-height-relative:page;" coordorigin="864,446" coordsize="10517,15" o:gfxdata="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">
-                <o:lock v:ext="edit" aspectratio="f"/>
-                <v:rect id="docshape8" o:spid="_x0000_s1026" o:spt="1" style="position:absolute;left:864;top:445;height:15;width:1148;" fillcolor="#365F91" filled="t" stroked="f" coordsize="21600,21600" o:gfxdata="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">
-                  <v:fill on="t" focussize="0,0"/>
-                  <v:stroke on="f"/>
-                  <v:imagedata o:title=""/>
-                  <o:lock v:ext="edit" aspectratio="f"/>
-                </v:rect>
-                <v:rect id="docshape9" o:spid="_x0000_s1026" o:spt="1" style="position:absolute;left:2012;top:445;height:15;width:9369;" fillcolor="#000000" filled="t" stroked="f" coordsize="21600,21600" o:gfxdata="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">
-                  <v:fill on="t" focussize="0,0"/>
-                  <v:stroke on="f"/>
-                  <v:imagedata o:title=""/>
-                  <o:lock v:ext="edit" aspectratio="f"/>
-                </v:rect>
-              </v:group>
-            </w:pict>
-          </mc:Fallback>
-        </mc:AlternateContent>
-      </w:r>
     </w:p>
     <w:p>
       <w:pPr>
@@ -2473,6 +2556,436 @@
       </w:r>
       <w:bookmarkStart w:id="5" w:name="Movie_Recommender_System"/>
       <w:bookmarkEnd w:id="5"/>
+    </w:p>
+    <w:p>
+      <w:pPr>
+        <w:pStyle w:val="NormalWeb"/>
+        <w:rPr>
+          <w:rFonts w:ascii="Sitka Display" w:hAnsi="Sitka Display"/>
+          <w:sz w:val="22"/>
+          <w:szCs w:val="22"/>
+        </w:rPr>
+      </w:pPr>
+      <w:r>
+        <w:rPr>
+          <w:rFonts w:ascii="Sitka Display" w:hAnsi="Sitka Display" w:cs="Arial"/>
+          <w:b/>
+          <w:bCs/>
+          <w:color w:val="000000"/>
+          <w:sz w:val="22"/>
+          <w:szCs w:val="22"/>
+        </w:rPr>
+        <w:t>ATS Resume LLM App</w:t>
+      </w:r>
+    </w:p>
+    <w:p>
+      <w:pPr>
+        <w:pStyle w:val="NormalWeb"/>
+        <w:widowControl/>
+        <w:numPr>
+          <w:ilvl w:val="0"/>
+          <w:numId w:val="7"/>
+        </w:numPr>
+        <w:autoSpaceDE/>
+        <w:autoSpaceDN/>
+        <w:rPr>
+          <w:rFonts w:ascii="Sitka Display" w:hAnsi="Sitka Display"/>
+          <w:sz w:val="22"/>
+          <w:szCs w:val="22"/>
+        </w:rPr>
+      </w:pPr>
+      <w:r>
+        <w:rPr>
+          <w:rFonts w:ascii="Sitka Display" w:hAnsi="Sitka Display" w:cs="Arial"/>
+          <w:b/>
+          <w:bCs/>
+          <w:color w:val="000000"/>
+          <w:sz w:val="22"/>
+          <w:szCs w:val="22"/>
+        </w:rPr>
+        <w:t>Overview</w:t>
+      </w:r>
+      <w:r>
+        <w:rPr>
+          <w:rFonts w:ascii="Sitka Display" w:hAnsi="Sitka Display" w:cs="Arial"/>
+          <w:color w:val="000000"/>
+          <w:sz w:val="22"/>
+          <w:szCs w:val="22"/>
+        </w:rPr>
+        <w:t>: Developed an application optimizing resumes for ATS using OpenAI APIs, enhancing match rates for job applications.</w:t>
+      </w:r>
+    </w:p>
+    <w:p>
+      <w:pPr>
+        <w:pStyle w:val="NormalWeb"/>
+        <w:widowControl/>
+        <w:numPr>
+          <w:ilvl w:val="0"/>
+          <w:numId w:val="7"/>
+        </w:numPr>
+        <w:autoSpaceDE/>
+        <w:autoSpaceDN/>
+        <w:rPr>
+          <w:rFonts w:ascii="Sitka Display" w:hAnsi="Sitka Display"/>
+          <w:sz w:val="22"/>
+          <w:szCs w:val="22"/>
+        </w:rPr>
+      </w:pPr>
+      <w:r>
+        <w:rPr>
+          <w:rFonts w:ascii="Sitka Display" w:hAnsi="Sitka Display" w:cs="Arial"/>
+          <w:b/>
+          <w:bCs/>
+          <w:color w:val="000000"/>
+          <w:sz w:val="22"/>
+          <w:szCs w:val="22"/>
+        </w:rPr>
+        <w:t>Technologies</w:t>
+      </w:r>
+      <w:r>
+        <w:rPr>
+          <w:rFonts w:ascii="Sitka Display" w:hAnsi="Sitka Display" w:cs="Arial"/>
+          <w:color w:val="000000"/>
+          <w:sz w:val="22"/>
+          <w:szCs w:val="22"/>
+        </w:rPr>
+        <w:t>: OpenAI APIs, Python, AWS, Google Gemini Pro.</w:t>
+      </w:r>
+    </w:p>
+    <w:p>
+      <w:pPr>
+        <w:pStyle w:val="NormalWeb"/>
+        <w:widowControl/>
+        <w:numPr>
+          <w:ilvl w:val="0"/>
+          <w:numId w:val="7"/>
+        </w:numPr>
+        <w:autoSpaceDE/>
+        <w:autoSpaceDN/>
+        <w:rPr>
+          <w:rFonts w:ascii="Sitka Display" w:hAnsi="Sitka Display"/>
+          <w:sz w:val="22"/>
+          <w:szCs w:val="22"/>
+        </w:rPr>
+      </w:pPr>
+      <w:r>
+        <w:rPr>
+          <w:rFonts w:ascii="Sitka Display" w:hAnsi="Sitka Display" w:cs="Arial"/>
+          <w:b/>
+          <w:bCs/>
+          <w:color w:val="000000"/>
+          <w:sz w:val="22"/>
+          <w:szCs w:val="22"/>
+        </w:rPr>
+        <w:t>Outcome</w:t>
+      </w:r>
+      <w:r>
+        <w:rPr>
+          <w:rFonts w:ascii="Sitka Display" w:hAnsi="Sitka Display" w:cs="Arial"/>
+          <w:color w:val="000000"/>
+          <w:sz w:val="22"/>
+          <w:szCs w:val="22"/>
+        </w:rPr>
+        <w:t>: Achieved a 50% improvement in ATS match rates, increasing users' chances of securing interviews.</w:t>
+      </w:r>
+    </w:p>
+    <w:p>
+      <w:pPr>
+        <w:pStyle w:val="NormalWeb"/>
+        <w:spacing w:before="240"/>
+        <w:rPr>
+          <w:rFonts w:ascii="Sitka Display" w:hAnsi="Sitka Display"/>
+        </w:rPr>
+      </w:pPr>
+      <w:r>
+        <w:rPr>
+          <w:rFonts w:ascii="Sitka Display" w:hAnsi="Sitka Display" w:cs="Arial"/>
+          <w:b/>
+          <w:bCs/>
+          <w:color w:val="000000"/>
+        </w:rPr>
+        <w:t>Text to SQL LLM App using Llama2</w:t>
+      </w:r>
+    </w:p>
+    <w:p>
+      <w:pPr>
+        <w:pStyle w:val="NormalWeb"/>
+        <w:widowControl/>
+        <w:numPr>
+          <w:ilvl w:val="0"/>
+          <w:numId w:val="8"/>
+        </w:numPr>
+        <w:autoSpaceDE/>
+        <w:autoSpaceDN/>
+        <w:rPr>
+          <w:rFonts w:ascii="Sitka Display" w:hAnsi="Sitka Display"/>
+          <w:sz w:val="22"/>
+          <w:szCs w:val="22"/>
+        </w:rPr>
+      </w:pPr>
+      <w:r>
+        <w:rPr>
+          <w:rFonts w:ascii="Sitka Display" w:hAnsi="Sitka Display" w:cs="Arial"/>
+          <w:b/>
+          <w:bCs/>
+          <w:color w:val="000000"/>
+          <w:sz w:val="22"/>
+          <w:szCs w:val="22"/>
+        </w:rPr>
+        <w:lastRenderedPageBreak/>
+        <w:t>Overview</w:t>
+      </w:r>
+      <w:r>
+        <w:rPr>
+          <w:rFonts w:ascii="Sitka Display" w:hAnsi="Sitka Display" w:cs="Arial"/>
+          <w:color w:val="000000"/>
+          <w:sz w:val="22"/>
+          <w:szCs w:val="22"/>
+        </w:rPr>
+        <w:t>: Created an app to convert natural language queries into SQL commands using Llama2, improving database accessibility for non-technical users.</w:t>
+      </w:r>
+    </w:p>
+    <w:p>
+      <w:pPr>
+        <w:pStyle w:val="NormalWeb"/>
+        <w:widowControl/>
+        <w:numPr>
+          <w:ilvl w:val="0"/>
+          <w:numId w:val="8"/>
+        </w:numPr>
+        <w:autoSpaceDE/>
+        <w:autoSpaceDN/>
+        <w:rPr>
+          <w:rFonts w:ascii="Sitka Display" w:hAnsi="Sitka Display"/>
+          <w:sz w:val="22"/>
+          <w:szCs w:val="22"/>
+        </w:rPr>
+      </w:pPr>
+      <w:r>
+        <w:rPr>
+          <w:rFonts w:ascii="Sitka Display" w:hAnsi="Sitka Display" w:cs="Arial"/>
+          <w:b/>
+          <w:bCs/>
+          <w:color w:val="000000"/>
+          <w:sz w:val="22"/>
+          <w:szCs w:val="22"/>
+        </w:rPr>
+        <w:t>Technologies</w:t>
+      </w:r>
+      <w:r>
+        <w:rPr>
+          <w:rFonts w:ascii="Sitka Display" w:hAnsi="Sitka Display" w:cs="Arial"/>
+          <w:color w:val="000000"/>
+          <w:sz w:val="22"/>
+          <w:szCs w:val="22"/>
+        </w:rPr>
+        <w:t>: Llama2, Python, AWS.</w:t>
+      </w:r>
+    </w:p>
+    <w:p>
+      <w:pPr>
+        <w:pStyle w:val="NormalWeb"/>
+        <w:widowControl/>
+        <w:numPr>
+          <w:ilvl w:val="0"/>
+          <w:numId w:val="8"/>
+        </w:numPr>
+        <w:autoSpaceDE/>
+        <w:autoSpaceDN/>
+        <w:rPr>
+          <w:rFonts w:ascii="Sitka Display" w:hAnsi="Sitka Display"/>
+          <w:sz w:val="22"/>
+          <w:szCs w:val="22"/>
+        </w:rPr>
+      </w:pPr>
+      <w:r>
+        <w:rPr>
+          <w:rFonts w:ascii="Sitka Display" w:hAnsi="Sitka Display" w:cs="Arial"/>
+          <w:b/>
+          <w:bCs/>
+          <w:color w:val="000000"/>
+          <w:sz w:val="22"/>
+          <w:szCs w:val="22"/>
+        </w:rPr>
+        <w:t>Outcome</w:t>
+      </w:r>
+      <w:r>
+        <w:rPr>
+          <w:rFonts w:ascii="Sitka Display" w:hAnsi="Sitka Display" w:cs="Arial"/>
+          <w:color w:val="000000"/>
+          <w:sz w:val="22"/>
+          <w:szCs w:val="22"/>
+        </w:rPr>
+        <w:t>: Reduced query formulation time by over 60%, enhancing productivity for users.</w:t>
+      </w:r>
+    </w:p>
+    <w:p>
+      <w:pPr>
+        <w:pStyle w:val="NormalWeb"/>
+        <w:spacing w:before="240"/>
+        <w:rPr>
+          <w:rFonts w:ascii="Sitka Display" w:hAnsi="Sitka Display"/>
+        </w:rPr>
+      </w:pPr>
+      <w:r>
+        <w:rPr>
+          <w:rFonts w:ascii="Sitka Display" w:hAnsi="Sitka Display" w:cs="Arial"/>
+          <w:b/>
+          <w:bCs/>
+          <w:color w:val="000000"/>
+        </w:rPr>
+        <w:t>Advanced Q&amp;A Chatbots with DataStax Databases and Vector Embedding</w:t>
+      </w:r>
+    </w:p>
+    <w:p>
+      <w:pPr>
+        <w:pStyle w:val="NormalWeb"/>
+        <w:widowControl/>
+        <w:numPr>
+          <w:ilvl w:val="0"/>
+          <w:numId w:val="6"/>
+        </w:numPr>
+        <w:autoSpaceDE/>
+        <w:autoSpaceDN/>
+        <w:rPr>
+          <w:rFonts w:ascii="Sitka Display" w:hAnsi="Sitka Display"/>
+          <w:sz w:val="22"/>
+          <w:szCs w:val="22"/>
+        </w:rPr>
+      </w:pPr>
+      <w:r>
+        <w:rPr>
+          <w:rFonts w:ascii="Sitka Display" w:hAnsi="Sitka Display" w:cs="Arial"/>
+          <w:b/>
+          <w:bCs/>
+          <w:color w:val="000000"/>
+          <w:sz w:val="22"/>
+          <w:szCs w:val="22"/>
+        </w:rPr>
+        <w:t>Overview</w:t>
+      </w:r>
+      <w:r>
+        <w:rPr>
+          <w:rFonts w:ascii="Sitka Display" w:hAnsi="Sitka Display" w:cs="Arial"/>
+          <w:color w:val="000000"/>
+          <w:sz w:val="22"/>
+          <w:szCs w:val="22"/>
+        </w:rPr>
+        <w:t>: Engineered chatbots that provide accurate, context-aware answers by integrating DataStax databases with vector embedding techniques.</w:t>
+      </w:r>
+      <w:r>
+        <w:rPr>
+          <w:rFonts w:ascii="Sitka Display" w:hAnsi="Sitka Display" w:cs="Arial"/>
+          <w:color w:val="000000"/>
+          <w:sz w:val="22"/>
+          <w:szCs w:val="22"/>
+        </w:rPr>
+        <w:t xml:space="preserve"> </w:t>
+      </w:r>
+      <w:r>
+        <w:rPr>
+          <w:rFonts w:ascii="Sitka Display" w:hAnsi="Sitka Display" w:cs="Arial"/>
+          <w:b/>
+          <w:bCs/>
+          <w:color w:val="000000"/>
+          <w:sz w:val="22"/>
+          <w:szCs w:val="22"/>
+        </w:rPr>
+        <w:t>Managed and optimized vector databases</w:t>
+      </w:r>
+      <w:r>
+        <w:rPr>
+          <w:rFonts w:ascii="Sitka Display" w:hAnsi="Sitka Display" w:cs="Arial"/>
+          <w:color w:val="000000"/>
+          <w:sz w:val="22"/>
+          <w:szCs w:val="22"/>
+        </w:rPr>
+        <w:t xml:space="preserve"> such as ChromaDB and Pinecone, enhancing AI applications' data retrieval capabilities.</w:t>
+      </w:r>
+    </w:p>
+    <w:p>
+      <w:pPr>
+        <w:pStyle w:val="NormalWeb"/>
+        <w:widowControl/>
+        <w:numPr>
+          <w:ilvl w:val="0"/>
+          <w:numId w:val="9"/>
+        </w:numPr>
+        <w:autoSpaceDE/>
+        <w:autoSpaceDN/>
+        <w:rPr>
+          <w:rFonts w:ascii="Sitka Display" w:hAnsi="Sitka Display"/>
+          <w:sz w:val="22"/>
+          <w:szCs w:val="22"/>
+        </w:rPr>
+      </w:pPr>
+      <w:r>
+        <w:rPr>
+          <w:rFonts w:ascii="Sitka Display" w:hAnsi="Sitka Display" w:cs="Arial"/>
+          <w:b/>
+          <w:bCs/>
+          <w:color w:val="000000"/>
+          <w:sz w:val="22"/>
+          <w:szCs w:val="22"/>
+        </w:rPr>
+        <w:t>Technologies</w:t>
+      </w:r>
+      <w:r>
+        <w:rPr>
+          <w:rFonts w:ascii="Sitka Display" w:hAnsi="Sitka Display" w:cs="Arial"/>
+          <w:color w:val="000000"/>
+          <w:sz w:val="22"/>
+          <w:szCs w:val="22"/>
+        </w:rPr>
+        <w:t>: DataStax Databases, vector embedding algorithms, Hugging Face Spaces.</w:t>
+      </w:r>
+    </w:p>
+    <w:p>
+      <w:pPr>
+        <w:pStyle w:val="NormalWeb"/>
+        <w:widowControl/>
+        <w:numPr>
+          <w:ilvl w:val="0"/>
+          <w:numId w:val="9"/>
+        </w:numPr>
+        <w:autoSpaceDE/>
+        <w:autoSpaceDN/>
+        <w:rPr>
+          <w:rFonts w:ascii="Sitka Display" w:hAnsi="Sitka Display"/>
+          <w:sz w:val="22"/>
+          <w:szCs w:val="22"/>
+        </w:rPr>
+      </w:pPr>
+      <w:r>
+        <w:rPr>
+          <w:rFonts w:ascii="Sitka Display" w:hAnsi="Sitka Display" w:cs="Arial"/>
+          <w:b/>
+          <w:bCs/>
+          <w:color w:val="000000"/>
+          <w:sz w:val="22"/>
+          <w:szCs w:val="22"/>
+        </w:rPr>
+        <w:t>Outcome</w:t>
+      </w:r>
+      <w:r>
+        <w:rPr>
+          <w:rFonts w:ascii="Sitka Display" w:hAnsi="Sitka Display" w:cs="Arial"/>
+          <w:color w:val="000000"/>
+          <w:sz w:val="22"/>
+          <w:szCs w:val="22"/>
+        </w:rPr>
+        <w:t>: Achieved a 40% reduction in the need for human intervention in customer service inquiries, improving response accuracy and user satisfaction.</w:t>
+      </w:r>
+    </w:p>
+    <w:p>
+      <w:pPr>
+        <w:pStyle w:val="Heading2"/>
+        <w:spacing w:before="55"/>
+        <w:ind w:left="255"/>
+        <w:rPr>
+          <w:spacing w:val="-2"/>
+        </w:rPr>
+      </w:pPr>
     </w:p>
     <w:p>
       <w:pPr>
@@ -3007,60 +3520,6 @@
     </w:p>
     <w:p>
       <w:pPr>
-        <w:pStyle w:val="ListParagraph"/>
-        <w:numPr>
-          <w:ilvl w:val="1"/>
-          <w:numId w:val="1"/>
-        </w:numPr>
-        <w:tabs>
-          <w:tab w:val="left" w:pos="975"/>
-          <w:tab w:val="left" w:pos="976"/>
-        </w:tabs>
-        <w:spacing w:line="274" w:lineRule="exact"/>
-        <w:ind w:hanging="361"/>
-      </w:pPr>
-      <w:r>
-        <w:t xml:space="preserve">Conducted EDA, feature engineering, model selection, and deployment. </w:t>
-      </w:r>
-    </w:p>
-    <w:p>
-      <w:pPr>
-        <w:pStyle w:val="ListParagraph"/>
-        <w:numPr>
-          <w:ilvl w:val="1"/>
-          <w:numId w:val="1"/>
-        </w:numPr>
-        <w:tabs>
-          <w:tab w:val="left" w:pos="975"/>
-          <w:tab w:val="left" w:pos="976"/>
-        </w:tabs>
-        <w:spacing w:line="274" w:lineRule="exact"/>
-        <w:ind w:hanging="361"/>
-      </w:pPr>
-      <w:r>
-        <w:t xml:space="preserve">Achieved 88.4% prediction accuracy using optimized machine learning models. </w:t>
-      </w:r>
-    </w:p>
-    <w:p>
-      <w:pPr>
-        <w:pStyle w:val="ListParagraph"/>
-        <w:numPr>
-          <w:ilvl w:val="1"/>
-          <w:numId w:val="1"/>
-        </w:numPr>
-        <w:tabs>
-          <w:tab w:val="left" w:pos="975"/>
-          <w:tab w:val="left" w:pos="976"/>
-        </w:tabs>
-        <w:spacing w:line="274" w:lineRule="exact"/>
-        <w:ind w:hanging="361"/>
-      </w:pPr>
-      <w:r>
-        <w:t>Developed Flask-based APIs and deployed the solution on cloud infrastructure.</w:t>
-      </w:r>
-    </w:p>
-    <w:p>
-      <w:pPr>
         <w:pStyle w:val="Heading2"/>
         <w:spacing w:before="55"/>
         <w:ind w:left="255"/>
@@ -3259,7 +3718,6 @@
           <w:b/>
           <w:spacing w:val="-2"/>
         </w:rPr>
-        <w:lastRenderedPageBreak/>
         <w:t xml:space="preserve">Implemented resume-to-job description matching and personalized career recommendations. </w:t>
       </w:r>
     </w:p>
@@ -3443,23 +3901,7 @@
           <w:b/>
           <w:spacing w:val="-2"/>
         </w:rPr>
-        <w:t xml:space="preserve">Developed a multi-agent AI system using </w:t>
-      </w:r>
-      <w:proofErr w:type="spellStart"/>
-      <w:r>
-        <w:rPr>
-          <w:b/>
-          <w:spacing w:val="-2"/>
-        </w:rPr>
-        <w:t>CrewAI</w:t>
-      </w:r>
-      <w:proofErr w:type="spellEnd"/>
-      <w:r>
-        <w:rPr>
-          <w:b/>
-          <w:spacing w:val="-2"/>
-        </w:rPr>
-        <w:t xml:space="preserve"> for market research and product analysis. </w:t>
+        <w:t xml:space="preserve">Developed a multi-agent AI system using CrewAI for market research and product analysis. </w:t>
       </w:r>
     </w:p>
     <w:p>
@@ -4159,671 +4601,15 @@
         </w:rPr>
         <w:t xml:space="preserve"> Travelling, Technology Blogging, Teaching, Artificial Intelligence Research</w:t>
       </w:r>
-    </w:p>
-    <w:p>
-      <w:pPr>
-        <w:rPr>
-          <w:rFonts w:eastAsia="Times New Roman" w:cstheme="minorHAnsi"/>
-          <w:color w:val="000000"/>
-        </w:rPr>
-      </w:pPr>
-    </w:p>
-    <w:p>
-      <w:pPr>
-        <w:pStyle w:val="NormalWeb"/>
-        <w:spacing w:before="240" w:after="240"/>
-        <w:rPr>
-          <w:rFonts w:ascii="Sitka Display" w:hAnsi="Sitka Display"/>
-        </w:rPr>
-      </w:pPr>
-      <w:r>
-        <w:rPr>
-          <w:rFonts w:ascii="Sitka Display" w:hAnsi="Sitka Display" w:cs="Arial"/>
+      <w:r>
+        <w:rPr>
+          <w:rFonts w:cs="Arial"/>
           <w:b/>
           <w:bCs/>
           <w:color w:val="000000"/>
         </w:rPr>
-        <w:t>Roles and Responsibilities</w:t>
-      </w:r>
-    </w:p>
-    <w:p>
-      <w:pPr>
-        <w:pStyle w:val="NormalWeb"/>
-        <w:widowControl/>
-        <w:numPr>
-          <w:ilvl w:val="0"/>
-          <w:numId w:val="6"/>
-        </w:numPr>
-        <w:autoSpaceDE/>
-        <w:autoSpaceDN/>
-        <w:rPr>
-          <w:rFonts w:ascii="Sitka Display" w:hAnsi="Sitka Display"/>
-          <w:sz w:val="22"/>
-          <w:szCs w:val="22"/>
-        </w:rPr>
-      </w:pPr>
-      <w:r>
-        <w:rPr>
-          <w:rFonts w:ascii="Sitka Display" w:hAnsi="Sitka Display" w:cs="Arial"/>
-          <w:b/>
-          <w:bCs/>
-          <w:color w:val="000000"/>
-          <w:sz w:val="22"/>
-          <w:szCs w:val="22"/>
-        </w:rPr>
-        <w:t>Managed and optimized vector databases</w:t>
-      </w:r>
-      <w:r>
-        <w:rPr>
-          <w:rFonts w:ascii="Sitka Display" w:hAnsi="Sitka Display" w:cs="Arial"/>
-          <w:color w:val="000000"/>
-          <w:sz w:val="22"/>
-          <w:szCs w:val="22"/>
-        </w:rPr>
-        <w:t xml:space="preserve"> such as </w:t>
-      </w:r>
-      <w:proofErr w:type="spellStart"/>
-      <w:r>
-        <w:rPr>
-          <w:rFonts w:ascii="Sitka Display" w:hAnsi="Sitka Display" w:cs="Arial"/>
-          <w:color w:val="000000"/>
-          <w:sz w:val="22"/>
-          <w:szCs w:val="22"/>
-        </w:rPr>
-        <w:t>ChromaDB</w:t>
-      </w:r>
-      <w:proofErr w:type="spellEnd"/>
-      <w:r>
-        <w:rPr>
-          <w:rFonts w:ascii="Sitka Display" w:hAnsi="Sitka Display" w:cs="Arial"/>
-          <w:color w:val="000000"/>
-          <w:sz w:val="22"/>
-          <w:szCs w:val="22"/>
-        </w:rPr>
-        <w:t xml:space="preserve"> and Pinecone, enhancing AI applications' data retrieval capabilities.</w:t>
-      </w:r>
-    </w:p>
-    <w:p>
-      <w:pPr>
-        <w:pStyle w:val="NormalWeb"/>
-        <w:widowControl/>
-        <w:numPr>
-          <w:ilvl w:val="0"/>
-          <w:numId w:val="6"/>
-        </w:numPr>
-        <w:autoSpaceDE/>
-        <w:autoSpaceDN/>
-        <w:rPr>
-          <w:rFonts w:ascii="Sitka Display" w:hAnsi="Sitka Display"/>
-          <w:sz w:val="22"/>
-          <w:szCs w:val="22"/>
-        </w:rPr>
-      </w:pPr>
-      <w:r>
-        <w:rPr>
-          <w:rFonts w:ascii="Sitka Display" w:hAnsi="Sitka Display" w:cs="Arial"/>
-          <w:b/>
-          <w:bCs/>
-          <w:color w:val="000000"/>
-          <w:sz w:val="22"/>
-          <w:szCs w:val="22"/>
-        </w:rPr>
-        <w:t>Handled DataStax Cassandra DB in production environments</w:t>
-      </w:r>
-      <w:r>
-        <w:rPr>
-          <w:rFonts w:ascii="Sitka Display" w:hAnsi="Sitka Display" w:cs="Arial"/>
-          <w:color w:val="000000"/>
-          <w:sz w:val="22"/>
-          <w:szCs w:val="22"/>
-        </w:rPr>
-        <w:t>, ensuring optimal performance and reliability for AI-driven applications.</w:t>
-      </w:r>
-    </w:p>
-    <w:p>
-      <w:pPr>
-        <w:pStyle w:val="NormalWeb"/>
-        <w:widowControl/>
-        <w:numPr>
-          <w:ilvl w:val="0"/>
-          <w:numId w:val="6"/>
-        </w:numPr>
-        <w:autoSpaceDE/>
-        <w:autoSpaceDN/>
-        <w:rPr>
-          <w:rFonts w:ascii="Sitka Display" w:hAnsi="Sitka Display"/>
-          <w:sz w:val="22"/>
-          <w:szCs w:val="22"/>
-        </w:rPr>
-      </w:pPr>
-      <w:r>
-        <w:rPr>
-          <w:rFonts w:ascii="Sitka Display" w:hAnsi="Sitka Display" w:cs="Arial"/>
-          <w:b/>
-          <w:bCs/>
-          <w:color w:val="000000"/>
-          <w:sz w:val="22"/>
-          <w:szCs w:val="22"/>
-        </w:rPr>
-        <w:t>Developed scalable AI solutions</w:t>
-      </w:r>
-      <w:r>
-        <w:rPr>
-          <w:rFonts w:ascii="Sitka Display" w:hAnsi="Sitka Display" w:cs="Arial"/>
-          <w:color w:val="000000"/>
-          <w:sz w:val="22"/>
-          <w:szCs w:val="22"/>
-        </w:rPr>
-        <w:t xml:space="preserve"> using LangChain and </w:t>
-      </w:r>
-      <w:proofErr w:type="spellStart"/>
-      <w:r>
-        <w:rPr>
-          <w:rFonts w:ascii="Sitka Display" w:hAnsi="Sitka Display" w:cs="Arial"/>
-          <w:color w:val="000000"/>
-          <w:sz w:val="22"/>
-          <w:szCs w:val="22"/>
-        </w:rPr>
-        <w:t>LlamaIndex</w:t>
-      </w:r>
-      <w:proofErr w:type="spellEnd"/>
-      <w:r>
-        <w:rPr>
-          <w:rFonts w:ascii="Sitka Display" w:hAnsi="Sitka Display" w:cs="Arial"/>
-          <w:color w:val="000000"/>
-          <w:sz w:val="22"/>
-          <w:szCs w:val="22"/>
-        </w:rPr>
-        <w:t xml:space="preserve"> frameworks, demonstrating expertise in generative AI technologies.</w:t>
-      </w:r>
-    </w:p>
-    <w:p>
-      <w:pPr>
-        <w:pStyle w:val="NormalWeb"/>
-        <w:widowControl/>
-        <w:numPr>
-          <w:ilvl w:val="0"/>
-          <w:numId w:val="6"/>
-        </w:numPr>
-        <w:autoSpaceDE/>
-        <w:autoSpaceDN/>
-        <w:rPr>
-          <w:rFonts w:ascii="Sitka Display" w:hAnsi="Sitka Display"/>
-          <w:sz w:val="22"/>
-          <w:szCs w:val="22"/>
-        </w:rPr>
-      </w:pPr>
-      <w:r>
-        <w:rPr>
-          <w:rFonts w:ascii="Sitka Display" w:hAnsi="Sitka Display" w:cs="Arial"/>
-          <w:b/>
-          <w:bCs/>
-          <w:color w:val="000000"/>
-          <w:sz w:val="22"/>
-          <w:szCs w:val="22"/>
-        </w:rPr>
-        <w:t>Implemented and fine-tuned both open-source and paid LLM models</w:t>
-      </w:r>
-      <w:r>
-        <w:rPr>
-          <w:rFonts w:ascii="Sitka Display" w:hAnsi="Sitka Display" w:cs="Arial"/>
-          <w:color w:val="000000"/>
-          <w:sz w:val="22"/>
-          <w:szCs w:val="22"/>
-        </w:rPr>
-        <w:t>, customizing solutions to meet specific project requirements and performance goals.</w:t>
-      </w:r>
-    </w:p>
-    <w:p>
-      <w:pPr>
-        <w:pStyle w:val="NormalWeb"/>
-        <w:widowControl/>
-        <w:numPr>
-          <w:ilvl w:val="0"/>
-          <w:numId w:val="6"/>
-        </w:numPr>
-        <w:autoSpaceDE/>
-        <w:autoSpaceDN/>
-        <w:rPr>
-          <w:rFonts w:ascii="Sitka Display" w:hAnsi="Sitka Display"/>
-          <w:sz w:val="22"/>
-          <w:szCs w:val="22"/>
-        </w:rPr>
-      </w:pPr>
-      <w:r>
-        <w:rPr>
-          <w:rFonts w:ascii="Sitka Display" w:hAnsi="Sitka Display" w:cs="Arial"/>
-          <w:b/>
-          <w:bCs/>
-          <w:color w:val="000000"/>
-          <w:sz w:val="22"/>
-          <w:szCs w:val="22"/>
-        </w:rPr>
-        <w:t>Leveraged AWS Bedrock for deploying AI models</w:t>
-      </w:r>
-      <w:r>
-        <w:rPr>
-          <w:rFonts w:ascii="Sitka Display" w:hAnsi="Sitka Display" w:cs="Arial"/>
-          <w:color w:val="000000"/>
-          <w:sz w:val="22"/>
-          <w:szCs w:val="22"/>
-        </w:rPr>
-        <w:t>, utilizing cloud services to ensure scalability and reliability of AI applications.</w:t>
-      </w:r>
-    </w:p>
-    <w:p>
-      <w:pPr>
-        <w:pStyle w:val="NormalWeb"/>
-        <w:spacing w:before="240" w:after="240"/>
-        <w:rPr>
-          <w:rFonts w:ascii="Sitka Display" w:hAnsi="Sitka Display"/>
-        </w:rPr>
-      </w:pPr>
-      <w:r>
-        <w:rPr>
-          <w:rFonts w:ascii="Sitka Display" w:hAnsi="Sitka Display" w:cs="Arial"/>
-          <w:b/>
-          <w:bCs/>
-          <w:color w:val="000000"/>
-        </w:rPr>
-        <w:t>Projects</w:t>
-      </w:r>
-    </w:p>
-    <w:p>
-      <w:pPr>
-        <w:pStyle w:val="NormalWeb"/>
-        <w:spacing w:before="240" w:after="240"/>
-        <w:rPr>
-          <w:rFonts w:ascii="Sitka Display" w:hAnsi="Sitka Display"/>
-        </w:rPr>
-      </w:pPr>
-      <w:r>
-        <w:rPr>
-          <w:rFonts w:ascii="Sitka Display" w:hAnsi="Sitka Display" w:cs="Arial"/>
-          <w:b/>
-          <w:bCs/>
-          <w:color w:val="000000"/>
-        </w:rPr>
-        <w:t>ATS Resume LLM App</w:t>
-      </w:r>
-    </w:p>
-    <w:p>
-      <w:pPr>
-        <w:pStyle w:val="NormalWeb"/>
-        <w:widowControl/>
-        <w:numPr>
-          <w:ilvl w:val="0"/>
-          <w:numId w:val="7"/>
-        </w:numPr>
-        <w:autoSpaceDE/>
-        <w:autoSpaceDN/>
-        <w:rPr>
-          <w:rFonts w:ascii="Sitka Display" w:hAnsi="Sitka Display"/>
-          <w:sz w:val="22"/>
-          <w:szCs w:val="22"/>
-        </w:rPr>
-      </w:pPr>
-      <w:r>
-        <w:rPr>
-          <w:rFonts w:ascii="Sitka Display" w:hAnsi="Sitka Display" w:cs="Arial"/>
-          <w:b/>
-          <w:bCs/>
-          <w:color w:val="000000"/>
-          <w:sz w:val="22"/>
-          <w:szCs w:val="22"/>
-        </w:rPr>
-        <w:t>Overview</w:t>
-      </w:r>
-      <w:r>
-        <w:rPr>
-          <w:rFonts w:ascii="Sitka Display" w:hAnsi="Sitka Display" w:cs="Arial"/>
-          <w:color w:val="000000"/>
-          <w:sz w:val="22"/>
-          <w:szCs w:val="22"/>
-        </w:rPr>
-        <w:t>: Developed an application optimizing resumes for ATS using OpenAI APIs, enhancing match rates for job applications.</w:t>
-      </w:r>
-    </w:p>
-    <w:p>
-      <w:pPr>
-        <w:pStyle w:val="NormalWeb"/>
-        <w:widowControl/>
-        <w:numPr>
-          <w:ilvl w:val="0"/>
-          <w:numId w:val="7"/>
-        </w:numPr>
-        <w:autoSpaceDE/>
-        <w:autoSpaceDN/>
-        <w:rPr>
-          <w:rFonts w:ascii="Sitka Display" w:hAnsi="Sitka Display"/>
-          <w:sz w:val="22"/>
-          <w:szCs w:val="22"/>
-        </w:rPr>
-      </w:pPr>
-      <w:r>
-        <w:rPr>
-          <w:rFonts w:ascii="Sitka Display" w:hAnsi="Sitka Display" w:cs="Arial"/>
-          <w:b/>
-          <w:bCs/>
-          <w:color w:val="000000"/>
-          <w:sz w:val="22"/>
-          <w:szCs w:val="22"/>
-        </w:rPr>
-        <w:t>Technologies</w:t>
-      </w:r>
-      <w:r>
-        <w:rPr>
-          <w:rFonts w:ascii="Sitka Display" w:hAnsi="Sitka Display" w:cs="Arial"/>
-          <w:color w:val="000000"/>
-          <w:sz w:val="22"/>
-          <w:szCs w:val="22"/>
-        </w:rPr>
-        <w:t>: OpenAI APIs, Python, AWS, Google Gemini Pro.</w:t>
-      </w:r>
-    </w:p>
-    <w:p>
-      <w:pPr>
-        <w:pStyle w:val="NormalWeb"/>
-        <w:widowControl/>
-        <w:numPr>
-          <w:ilvl w:val="0"/>
-          <w:numId w:val="7"/>
-        </w:numPr>
-        <w:autoSpaceDE/>
-        <w:autoSpaceDN/>
-        <w:rPr>
-          <w:rFonts w:ascii="Sitka Display" w:hAnsi="Sitka Display"/>
-          <w:sz w:val="22"/>
-          <w:szCs w:val="22"/>
-        </w:rPr>
-      </w:pPr>
-      <w:r>
-        <w:rPr>
-          <w:rFonts w:ascii="Sitka Display" w:hAnsi="Sitka Display" w:cs="Arial"/>
-          <w:b/>
-          <w:bCs/>
-          <w:color w:val="000000"/>
-          <w:sz w:val="22"/>
-          <w:szCs w:val="22"/>
-        </w:rPr>
-        <w:t>Outcome</w:t>
-      </w:r>
-      <w:r>
-        <w:rPr>
-          <w:rFonts w:ascii="Sitka Display" w:hAnsi="Sitka Display" w:cs="Arial"/>
-          <w:color w:val="000000"/>
-          <w:sz w:val="22"/>
-          <w:szCs w:val="22"/>
-        </w:rPr>
-        <w:t>: Achieved a 50% improvement in ATS match rates, increasing users' chances of securing interviews.</w:t>
-      </w:r>
-    </w:p>
-    <w:p>
-      <w:pPr>
-        <w:pStyle w:val="NormalWeb"/>
-        <w:spacing w:before="240" w:after="240"/>
-        <w:rPr>
-          <w:rFonts w:ascii="Sitka Display" w:hAnsi="Sitka Display"/>
-        </w:rPr>
-      </w:pPr>
-      <w:r>
-        <w:rPr>
-          <w:rFonts w:ascii="Sitka Display" w:hAnsi="Sitka Display" w:cs="Arial"/>
-          <w:b/>
-          <w:bCs/>
-          <w:color w:val="000000"/>
-        </w:rPr>
-        <w:t>Text to SQL LLM App using Llama2</w:t>
-      </w:r>
-    </w:p>
-    <w:p>
-      <w:pPr>
-        <w:pStyle w:val="NormalWeb"/>
-        <w:widowControl/>
-        <w:numPr>
-          <w:ilvl w:val="0"/>
-          <w:numId w:val="8"/>
-        </w:numPr>
-        <w:autoSpaceDE/>
-        <w:autoSpaceDN/>
-        <w:rPr>
-          <w:rFonts w:ascii="Sitka Display" w:hAnsi="Sitka Display"/>
-          <w:sz w:val="22"/>
-          <w:szCs w:val="22"/>
-        </w:rPr>
-      </w:pPr>
-      <w:r>
-        <w:rPr>
-          <w:rFonts w:ascii="Sitka Display" w:hAnsi="Sitka Display" w:cs="Arial"/>
-          <w:b/>
-          <w:bCs/>
-          <w:color w:val="000000"/>
-          <w:sz w:val="22"/>
-          <w:szCs w:val="22"/>
-        </w:rPr>
-        <w:t>Overview</w:t>
-      </w:r>
-      <w:r>
-        <w:rPr>
-          <w:rFonts w:ascii="Sitka Display" w:hAnsi="Sitka Display" w:cs="Arial"/>
-          <w:color w:val="000000"/>
-          <w:sz w:val="22"/>
-          <w:szCs w:val="22"/>
-        </w:rPr>
-        <w:t>: Created an app to convert natural language queries into SQL commands using Llama2, improving database accessibility for non-technical users.</w:t>
-      </w:r>
-    </w:p>
-    <w:p>
-      <w:pPr>
-        <w:pStyle w:val="NormalWeb"/>
-        <w:widowControl/>
-        <w:numPr>
-          <w:ilvl w:val="0"/>
-          <w:numId w:val="8"/>
-        </w:numPr>
-        <w:autoSpaceDE/>
-        <w:autoSpaceDN/>
-        <w:rPr>
-          <w:rFonts w:ascii="Sitka Display" w:hAnsi="Sitka Display"/>
-          <w:sz w:val="22"/>
-          <w:szCs w:val="22"/>
-        </w:rPr>
-      </w:pPr>
-      <w:r>
-        <w:rPr>
-          <w:rFonts w:ascii="Sitka Display" w:hAnsi="Sitka Display" w:cs="Arial"/>
-          <w:b/>
-          <w:bCs/>
-          <w:color w:val="000000"/>
-          <w:sz w:val="22"/>
-          <w:szCs w:val="22"/>
-        </w:rPr>
-        <w:t>Technologies</w:t>
-      </w:r>
-      <w:r>
-        <w:rPr>
-          <w:rFonts w:ascii="Sitka Display" w:hAnsi="Sitka Display" w:cs="Arial"/>
-          <w:color w:val="000000"/>
-          <w:sz w:val="22"/>
-          <w:szCs w:val="22"/>
-        </w:rPr>
-        <w:t>: Llama2, Python, AWS Bedrock.</w:t>
-      </w:r>
-    </w:p>
-    <w:p>
-      <w:pPr>
-        <w:pStyle w:val="NormalWeb"/>
-        <w:widowControl/>
-        <w:numPr>
-          <w:ilvl w:val="0"/>
-          <w:numId w:val="8"/>
-        </w:numPr>
-        <w:autoSpaceDE/>
-        <w:autoSpaceDN/>
-        <w:rPr>
-          <w:rFonts w:ascii="Sitka Display" w:hAnsi="Sitka Display"/>
-          <w:sz w:val="22"/>
-          <w:szCs w:val="22"/>
-        </w:rPr>
-      </w:pPr>
-      <w:r>
-        <w:rPr>
-          <w:rFonts w:ascii="Sitka Display" w:hAnsi="Sitka Display" w:cs="Arial"/>
-          <w:b/>
-          <w:bCs/>
-          <w:color w:val="000000"/>
-          <w:sz w:val="22"/>
-          <w:szCs w:val="22"/>
-        </w:rPr>
-        <w:t>Outcome</w:t>
-      </w:r>
-      <w:r>
-        <w:rPr>
-          <w:rFonts w:ascii="Sitka Display" w:hAnsi="Sitka Display" w:cs="Arial"/>
-          <w:color w:val="000000"/>
-          <w:sz w:val="22"/>
-          <w:szCs w:val="22"/>
-        </w:rPr>
-        <w:t>: Reduced query formulation time by over 60%, enhancing productivity for users.</w:t>
-      </w:r>
-    </w:p>
-    <w:p>
-      <w:pPr>
-        <w:pStyle w:val="NormalWeb"/>
-        <w:spacing w:before="240" w:after="240"/>
-        <w:rPr>
-          <w:rFonts w:ascii="Sitka Display" w:hAnsi="Sitka Display"/>
-        </w:rPr>
-      </w:pPr>
-      <w:r>
-        <w:rPr>
-          <w:rFonts w:ascii="Sitka Display" w:hAnsi="Sitka Display" w:cs="Arial"/>
-          <w:b/>
-          <w:bCs/>
-          <w:color w:val="000000"/>
-        </w:rPr>
-        <w:t>Advanced Q&amp;A Chatbots with DataStax Databases and Vector Embedding</w:t>
-      </w:r>
-    </w:p>
-    <w:p>
-      <w:pPr>
-        <w:pStyle w:val="NormalWeb"/>
-        <w:widowControl/>
-        <w:numPr>
-          <w:ilvl w:val="0"/>
-          <w:numId w:val="9"/>
-        </w:numPr>
-        <w:autoSpaceDE/>
-        <w:autoSpaceDN/>
-        <w:rPr>
-          <w:rFonts w:ascii="Sitka Display" w:hAnsi="Sitka Display"/>
-          <w:sz w:val="22"/>
-          <w:szCs w:val="22"/>
-        </w:rPr>
-      </w:pPr>
-      <w:r>
-        <w:rPr>
-          <w:rFonts w:ascii="Sitka Display" w:hAnsi="Sitka Display" w:cs="Arial"/>
-          <w:b/>
-          <w:bCs/>
-          <w:color w:val="000000"/>
-          <w:sz w:val="22"/>
-          <w:szCs w:val="22"/>
-        </w:rPr>
-        <w:t>Overview</w:t>
-      </w:r>
-      <w:r>
-        <w:rPr>
-          <w:rFonts w:ascii="Sitka Display" w:hAnsi="Sitka Display" w:cs="Arial"/>
-          <w:color w:val="000000"/>
-          <w:sz w:val="22"/>
-          <w:szCs w:val="22"/>
-        </w:rPr>
-        <w:t>: Engineered chatbots that provide accurate, context-aware answers by integrating DataStax databases with vector embedding techniques.</w:t>
-      </w:r>
-    </w:p>
-    <w:p>
-      <w:pPr>
-        <w:pStyle w:val="NormalWeb"/>
-        <w:widowControl/>
-        <w:numPr>
-          <w:ilvl w:val="0"/>
-          <w:numId w:val="9"/>
-        </w:numPr>
-        <w:autoSpaceDE/>
-        <w:autoSpaceDN/>
-        <w:rPr>
-          <w:rFonts w:ascii="Sitka Display" w:hAnsi="Sitka Display"/>
-          <w:sz w:val="22"/>
-          <w:szCs w:val="22"/>
-        </w:rPr>
-      </w:pPr>
-      <w:r>
-        <w:rPr>
-          <w:rFonts w:ascii="Sitka Display" w:hAnsi="Sitka Display" w:cs="Arial"/>
-          <w:b/>
-          <w:bCs/>
-          <w:color w:val="000000"/>
-          <w:sz w:val="22"/>
-          <w:szCs w:val="22"/>
-        </w:rPr>
-        <w:t>Technologies</w:t>
-      </w:r>
-      <w:r>
-        <w:rPr>
-          <w:rFonts w:ascii="Sitka Display" w:hAnsi="Sitka Display" w:cs="Arial"/>
-          <w:color w:val="000000"/>
-          <w:sz w:val="22"/>
-          <w:szCs w:val="22"/>
-        </w:rPr>
-        <w:t>: DataStax Databases, vector embedding algorithms, Hugging Face Spaces.</w:t>
-      </w:r>
-    </w:p>
-    <w:p>
-      <w:pPr>
-        <w:pStyle w:val="NormalWeb"/>
-        <w:widowControl/>
-        <w:numPr>
-          <w:ilvl w:val="0"/>
-          <w:numId w:val="9"/>
-        </w:numPr>
-        <w:autoSpaceDE/>
-        <w:autoSpaceDN/>
-        <w:rPr>
-          <w:rFonts w:ascii="Sitka Display" w:hAnsi="Sitka Display"/>
-          <w:sz w:val="22"/>
-          <w:szCs w:val="22"/>
-        </w:rPr>
-      </w:pPr>
-      <w:r>
-        <w:rPr>
-          <w:rFonts w:ascii="Sitka Display" w:hAnsi="Sitka Display" w:cs="Arial"/>
-          <w:b/>
-          <w:bCs/>
-          <w:color w:val="000000"/>
-          <w:sz w:val="22"/>
-          <w:szCs w:val="22"/>
-        </w:rPr>
-        <w:t>Outcome</w:t>
-      </w:r>
-      <w:r>
-        <w:rPr>
-          <w:rFonts w:ascii="Sitka Display" w:hAnsi="Sitka Display" w:cs="Arial"/>
-          <w:color w:val="000000"/>
-          <w:sz w:val="22"/>
-          <w:szCs w:val="22"/>
-        </w:rPr>
-        <w:t>: Achieved a 40% reduction in the need for human intervention in customer service inquiries, improving response accuracy and user satisfaction.</w:t>
-      </w:r>
-    </w:p>
-    <w:p>
-      <w:pPr>
-        <w:rPr>
-          <w:rFonts w:cstheme="minorHAnsi"/>
-          <w:b/>
-          <w:color w:val="365F91" w:themeColor="accent1" w:themeShade="BF"/>
-        </w:rPr>
-      </w:pPr>
+        <w:t xml:space="preserve"> </w:t>
+      </w:r>
     </w:p>
     <w:sectPr>
       <w:headerReference w:type="default" r:id="rId26"/>
@@ -6565,7 +6351,6 @@
     <w:name w:val="Normal (Web)"/>
     <w:basedOn w:val="Normal"/>
     <w:uiPriority w:val="99"/>
-    <w:semiHidden/>
     <w:unhideWhenUsed/>
     <w:rsid w:val="00090FAB"/>
     <w:rPr>

--- a/1.1_resume/shahil_Ds_CV_jun2026.docx
+++ b/1.1_resume/shahil_Ds_CV_jun2026.docx
@@ -656,7 +656,23 @@
           <w:b/>
           <w:spacing w:val="-4"/>
         </w:rPr>
-        <w:t xml:space="preserve">(8.51 CGPA)    </w:t>
+        <w:t xml:space="preserve">(8.51 </w:t>
+      </w:r>
+      <w:proofErr w:type="gramStart"/>
+      <w:r>
+        <w:rPr>
+          <w:b/>
+          <w:spacing w:val="-4"/>
+        </w:rPr>
+        <w:t xml:space="preserve">CGPA)   </w:t>
+      </w:r>
+      <w:proofErr w:type="gramEnd"/>
+      <w:r>
+        <w:rPr>
+          <w:b/>
+          <w:spacing w:val="-4"/>
+        </w:rPr>
+        <w:t xml:space="preserve"> </w:t>
       </w:r>
       <w:r>
         <w:rPr>
@@ -909,7 +925,7 @@
         <w:rPr>
           <w:spacing w:val="-2"/>
         </w:rPr>
-        <w:t>Python, SQL (Databases MySQL, PostgreSQL, MongoDB, Vector Databases)</w:t>
+        <w:t>Python, SQL (MySQL, PostgreSQL, MongoDB, Vector Databases)</w:t>
       </w:r>
     </w:p>
     <w:p>
@@ -1097,8 +1113,17 @@
           <w:b/>
           <w:spacing w:val="-2"/>
         </w:rPr>
-        <w:t>Learning   :</w:t>
-      </w:r>
+        <w:t xml:space="preserve">Learning </w:t>
+      </w:r>
+      <w:proofErr w:type="gramStart"/>
+      <w:r>
+        <w:rPr>
+          <w:b/>
+          <w:spacing w:val="-2"/>
+        </w:rPr>
+        <w:t xml:space="preserve">  :</w:t>
+      </w:r>
+      <w:proofErr w:type="gramEnd"/>
       <w:r>
         <w:rPr>
           <w:b/>
@@ -1620,6 +1645,17 @@
         </w:rPr>
         <w:t>GitHub Actions, Dockers, AWS, GCP, CI/CD.</w:t>
       </w:r>
+    </w:p>
+    <w:p>
+      <w:pPr>
+        <w:pStyle w:val="Heading1"/>
+        <w:spacing w:before="164"/>
+        <w:rPr>
+          <w:color w:val="365F91"/>
+          <w:spacing w:val="-2"/>
+          <w:w w:val="105"/>
+        </w:rPr>
+      </w:pPr>
     </w:p>
     <w:p>
       <w:pPr>
@@ -1942,7 +1978,27 @@
           <w:sz w:val="22"/>
           <w:szCs w:val="22"/>
         </w:rPr>
-        <w:t xml:space="preserve"> using LangChain and LlamaIndex frameworks, demonstrating expertise in generative AI technologies.</w:t>
+        <w:t xml:space="preserve"> using LangChain and </w:t>
+      </w:r>
+      <w:proofErr w:type="spellStart"/>
+      <w:r>
+        <w:rPr>
+          <w:rFonts w:ascii="Sitka Display" w:hAnsi="Sitka Display" w:cs="Arial"/>
+          <w:color w:val="000000"/>
+          <w:sz w:val="22"/>
+          <w:szCs w:val="22"/>
+        </w:rPr>
+        <w:t>LlamaIndex</w:t>
+      </w:r>
+      <w:proofErr w:type="spellEnd"/>
+      <w:r>
+        <w:rPr>
+          <w:rFonts w:ascii="Sitka Display" w:hAnsi="Sitka Display" w:cs="Arial"/>
+          <w:color w:val="000000"/>
+          <w:sz w:val="22"/>
+          <w:szCs w:val="22"/>
+        </w:rPr>
+        <w:t xml:space="preserve"> frameworks, demonstrating expertise in generative AI technologies.</w:t>
       </w:r>
     </w:p>
     <w:p>
@@ -2252,12 +2308,14 @@
         </w:rPr>
         <w:t xml:space="preserve">minimize cost </w:t>
       </w:r>
+      <w:proofErr w:type="spellStart"/>
       <w:r>
         <w:rPr>
           <w:b/>
         </w:rPr>
         <w:t>approx</w:t>
       </w:r>
+      <w:proofErr w:type="spellEnd"/>
       <w:r>
         <w:rPr>
           <w:b/>
@@ -2531,19 +2589,34 @@
         </w:tabs>
         <w:rPr>
           <w:b/>
-          <w:sz w:val="24"/>
-        </w:rPr>
-      </w:pPr>
-      <w:r>
-        <w:rPr>
-          <w:b/>
           <w:color w:val="365F91"/>
           <w:spacing w:val="-2"/>
           <w:w w:val="105"/>
           <w:sz w:val="24"/>
           <w:u w:val="single" w:color="000000"/>
         </w:rPr>
-        <w:t xml:space="preserve">  Projects</w:t>
+      </w:pPr>
+    </w:p>
+    <w:p>
+      <w:pPr>
+        <w:tabs>
+          <w:tab w:val="left" w:pos="10824"/>
+        </w:tabs>
+        <w:rPr>
+          <w:b/>
+          <w:sz w:val="24"/>
+        </w:rPr>
+      </w:pPr>
+      <w:r>
+        <w:rPr>
+          <w:b/>
+          <w:color w:val="365F91"/>
+          <w:spacing w:val="-2"/>
+          <w:w w:val="105"/>
+          <w:sz w:val="24"/>
+          <w:u w:val="single" w:color="000000"/>
+        </w:rPr>
+        <w:t xml:space="preserve"> Projects</w:t>
       </w:r>
       <w:r>
         <w:rPr>
@@ -2704,6 +2777,7 @@
           <w:bCs/>
           <w:color w:val="000000"/>
         </w:rPr>
+        <w:lastRenderedPageBreak/>
         <w:t>Text to SQL LLM App using Llama2</w:t>
       </w:r>
     </w:p>
@@ -2732,7 +2806,6 @@
           <w:sz w:val="22"/>
           <w:szCs w:val="22"/>
         </w:rPr>
-        <w:lastRenderedPageBreak/>
         <w:t>Overview</w:t>
       </w:r>
       <w:r>
@@ -2900,7 +2973,27 @@
           <w:sz w:val="22"/>
           <w:szCs w:val="22"/>
         </w:rPr>
-        <w:t xml:space="preserve"> such as ChromaDB and Pinecone, enhancing AI applications' data retrieval capabilities.</w:t>
+        <w:t xml:space="preserve"> such as </w:t>
+      </w:r>
+      <w:proofErr w:type="spellStart"/>
+      <w:r>
+        <w:rPr>
+          <w:rFonts w:ascii="Sitka Display" w:hAnsi="Sitka Display" w:cs="Arial"/>
+          <w:color w:val="000000"/>
+          <w:sz w:val="22"/>
+          <w:szCs w:val="22"/>
+        </w:rPr>
+        <w:t>ChromaDB</w:t>
+      </w:r>
+      <w:proofErr w:type="spellEnd"/>
+      <w:r>
+        <w:rPr>
+          <w:rFonts w:ascii="Sitka Display" w:hAnsi="Sitka Display" w:cs="Arial"/>
+          <w:color w:val="000000"/>
+          <w:sz w:val="22"/>
+          <w:szCs w:val="22"/>
+        </w:rPr>
+        <w:t xml:space="preserve"> and Pinecone, enhancing AI applications' data retrieval capabilities.</w:t>
       </w:r>
     </w:p>
     <w:p>
@@ -2991,7 +3084,7 @@
       <w:pPr>
         <w:pStyle w:val="Heading2"/>
         <w:spacing w:before="55"/>
-        <w:ind w:left="255"/>
+        <w:ind w:left="0"/>
       </w:pPr>
       <w:r>
         <w:rPr>
@@ -3073,7 +3166,7 @@
       <w:pPr>
         <w:pStyle w:val="ListParagraph"/>
         <w:numPr>
-          <w:ilvl w:val="1"/>
+          <w:ilvl w:val="0"/>
           <w:numId w:val="1"/>
         </w:numPr>
         <w:tabs>
@@ -3081,7 +3174,6 @@
           <w:tab w:val="left" w:pos="976"/>
         </w:tabs>
         <w:spacing w:line="274" w:lineRule="exact"/>
-        <w:ind w:hanging="361"/>
       </w:pPr>
       <w:r>
         <w:t>Developed</w:t>
@@ -3200,15 +3292,14 @@
       <w:pPr>
         <w:pStyle w:val="ListParagraph"/>
         <w:numPr>
-          <w:ilvl w:val="1"/>
+          <w:ilvl w:val="0"/>
           <w:numId w:val="1"/>
         </w:numPr>
         <w:tabs>
           <w:tab w:val="left" w:pos="975"/>
           <w:tab w:val="left" w:pos="976"/>
         </w:tabs>
-        <w:spacing w:before="16" w:line="204" w:lineRule="auto"/>
-        <w:ind w:right="343"/>
+        <w:spacing w:line="274" w:lineRule="exact"/>
       </w:pPr>
       <w:r>
         <w:t>Conducted</w:t>
@@ -3309,7 +3400,7 @@
       <w:pPr>
         <w:pStyle w:val="ListParagraph"/>
         <w:numPr>
-          <w:ilvl w:val="1"/>
+          <w:ilvl w:val="0"/>
           <w:numId w:val="1"/>
         </w:numPr>
         <w:tabs>
@@ -3317,7 +3408,6 @@
           <w:tab w:val="left" w:pos="976"/>
         </w:tabs>
         <w:spacing w:line="256" w:lineRule="exact"/>
-        <w:ind w:hanging="361"/>
       </w:pPr>
       <w:r>
         <w:t>Leveraged</w:t>
@@ -3349,13 +3439,16 @@
       </w:r>
       <w:r>
         <w:t>Accuracy.</w:t>
+      </w:r>
+      <w:r>
+        <w:tab/>
       </w:r>
     </w:p>
     <w:p>
       <w:pPr>
         <w:pStyle w:val="ListParagraph"/>
         <w:numPr>
-          <w:ilvl w:val="1"/>
+          <w:ilvl w:val="0"/>
           <w:numId w:val="1"/>
         </w:numPr>
         <w:tabs>
@@ -3363,7 +3456,6 @@
           <w:tab w:val="left" w:pos="976"/>
         </w:tabs>
         <w:spacing w:line="256" w:lineRule="exact"/>
-        <w:ind w:hanging="361"/>
       </w:pPr>
       <w:r>
         <w:t xml:space="preserve">Use Google Gemini API and </w:t>
@@ -3382,7 +3474,17 @@
       <w:pPr>
         <w:pStyle w:val="Heading2"/>
         <w:spacing w:before="55"/>
-        <w:ind w:left="255"/>
+        <w:ind w:left="0"/>
+        <w:rPr>
+          <w:spacing w:val="-2"/>
+        </w:rPr>
+      </w:pPr>
+    </w:p>
+    <w:p>
+      <w:pPr>
+        <w:pStyle w:val="Heading2"/>
+        <w:spacing w:before="55"/>
+        <w:ind w:left="0"/>
       </w:pPr>
       <w:r>
         <w:rPr>
@@ -3522,7 +3624,17 @@
       <w:pPr>
         <w:pStyle w:val="Heading2"/>
         <w:spacing w:before="55"/>
-        <w:ind w:left="255"/>
+        <w:ind w:left="0"/>
+        <w:rPr>
+          <w:spacing w:val="-2"/>
+        </w:rPr>
+      </w:pPr>
+    </w:p>
+    <w:p>
+      <w:pPr>
+        <w:pStyle w:val="Heading2"/>
+        <w:spacing w:before="55"/>
+        <w:ind w:left="0"/>
       </w:pPr>
       <w:r>
         <w:rPr>
@@ -3800,7 +3912,17 @@
       <w:pPr>
         <w:pStyle w:val="Heading2"/>
         <w:spacing w:before="55"/>
-        <w:ind w:left="255"/>
+        <w:ind w:left="0"/>
+        <w:rPr>
+          <w:spacing w:val="-2"/>
+        </w:rPr>
+      </w:pPr>
+    </w:p>
+    <w:p>
+      <w:pPr>
+        <w:pStyle w:val="Heading2"/>
+        <w:spacing w:before="55"/>
+        <w:ind w:left="0"/>
       </w:pPr>
       <w:r>
         <w:rPr>
@@ -3901,7 +4023,23 @@
           <w:b/>
           <w:spacing w:val="-2"/>
         </w:rPr>
-        <w:t xml:space="preserve">Developed a multi-agent AI system using CrewAI for market research and product analysis. </w:t>
+        <w:t xml:space="preserve">Developed a multi-agent AI system using </w:t>
+      </w:r>
+      <w:proofErr w:type="spellStart"/>
+      <w:r>
+        <w:rPr>
+          <w:b/>
+          <w:spacing w:val="-2"/>
+        </w:rPr>
+        <w:t>CrewAI</w:t>
+      </w:r>
+      <w:proofErr w:type="spellEnd"/>
+      <w:r>
+        <w:rPr>
+          <w:b/>
+          <w:spacing w:val="-2"/>
+        </w:rPr>
+        <w:t xml:space="preserve"> for market research and product analysis. </w:t>
       </w:r>
     </w:p>
     <w:p>
@@ -3977,6 +4115,16 @@
         </w:rPr>
         <w:t>Developed Flask APIs and web interfaces for user interaction.</w:t>
       </w:r>
+    </w:p>
+    <w:p>
+      <w:pPr>
+        <w:pStyle w:val="Heading1"/>
+        <w:spacing w:line="314" w:lineRule="exact"/>
+        <w:ind w:left="140"/>
+        <w:rPr>
+          <w:color w:val="1F487C"/>
+        </w:rPr>
+      </w:pPr>
     </w:p>
     <w:p>
       <w:pPr>
@@ -4570,6 +4718,17 @@
     <w:p>
       <w:pPr>
         <w:rPr>
+          <w:rFonts w:cstheme="minorHAnsi"/>
+          <w:b/>
+          <w:color w:val="365F91" w:themeColor="accent1" w:themeShade="BF"/>
+          <w:sz w:val="24"/>
+          <w:szCs w:val="28"/>
+        </w:rPr>
+      </w:pPr>
+    </w:p>
+    <w:p>
+      <w:pPr>
+        <w:rPr>
           <w:rFonts w:eastAsia="Times New Roman" w:cstheme="minorHAnsi"/>
           <w:color w:val="000000"/>
         </w:rPr>
@@ -4801,7 +4960,7 @@
       <w:lvlText w:val=""/>
       <w:lvlJc w:val="left"/>
       <w:pPr>
-        <w:ind w:left="15" w:hanging="375"/>
+        <w:ind w:left="375" w:hanging="375"/>
       </w:pPr>
       <w:rPr>
         <w:rFonts w:ascii="Symbol" w:hAnsi="Symbol" w:hint="default"/>
@@ -4815,7 +4974,7 @@
       <w:lvlText w:val="o"/>
       <w:lvlJc w:val="left"/>
       <w:pPr>
-        <w:ind w:left="720" w:hanging="360"/>
+        <w:ind w:left="1080" w:hanging="360"/>
       </w:pPr>
       <w:rPr>
         <w:rFonts w:ascii="Courier New" w:hAnsi="Courier New" w:cs="Courier New" w:hint="default"/>
@@ -4827,7 +4986,7 @@
       <w:lvlText w:val=""/>
       <w:lvlJc w:val="left"/>
       <w:pPr>
-        <w:ind w:left="1440" w:hanging="360"/>
+        <w:ind w:left="1800" w:hanging="360"/>
       </w:pPr>
       <w:rPr>
         <w:rFonts w:ascii="Wingdings" w:hAnsi="Wingdings" w:hint="default"/>
@@ -4839,7 +4998,7 @@
       <w:lvlText w:val=""/>
       <w:lvlJc w:val="left"/>
       <w:pPr>
-        <w:ind w:left="2160" w:hanging="360"/>
+        <w:ind w:left="2520" w:hanging="360"/>
       </w:pPr>
       <w:rPr>
         <w:rFonts w:ascii="Symbol" w:hAnsi="Symbol" w:hint="default"/>
@@ -4851,7 +5010,7 @@
       <w:lvlText w:val="o"/>
       <w:lvlJc w:val="left"/>
       <w:pPr>
-        <w:ind w:left="2880" w:hanging="360"/>
+        <w:ind w:left="3240" w:hanging="360"/>
       </w:pPr>
       <w:rPr>
         <w:rFonts w:ascii="Courier New" w:hAnsi="Courier New" w:cs="Courier New" w:hint="default"/>
@@ -4863,7 +5022,7 @@
       <w:lvlText w:val=""/>
       <w:lvlJc w:val="left"/>
       <w:pPr>
-        <w:ind w:left="3600" w:hanging="360"/>
+        <w:ind w:left="3960" w:hanging="360"/>
       </w:pPr>
       <w:rPr>
         <w:rFonts w:ascii="Wingdings" w:hAnsi="Wingdings" w:hint="default"/>
@@ -4875,7 +5034,7 @@
       <w:lvlText w:val=""/>
       <w:lvlJc w:val="left"/>
       <w:pPr>
-        <w:ind w:left="4320" w:hanging="360"/>
+        <w:ind w:left="4680" w:hanging="360"/>
       </w:pPr>
       <w:rPr>
         <w:rFonts w:ascii="Symbol" w:hAnsi="Symbol" w:hint="default"/>
@@ -4887,7 +5046,7 @@
       <w:lvlText w:val="o"/>
       <w:lvlJc w:val="left"/>
       <w:pPr>
-        <w:ind w:left="5040" w:hanging="360"/>
+        <w:ind w:left="5400" w:hanging="360"/>
       </w:pPr>
       <w:rPr>
         <w:rFonts w:ascii="Courier New" w:hAnsi="Courier New" w:cs="Courier New" w:hint="default"/>
@@ -4899,7 +5058,7 @@
       <w:lvlText w:val=""/>
       <w:lvlJc w:val="left"/>
       <w:pPr>
-        <w:ind w:left="5760" w:hanging="360"/>
+        <w:ind w:left="6120" w:hanging="360"/>
       </w:pPr>
       <w:rPr>
         <w:rFonts w:ascii="Wingdings" w:hAnsi="Wingdings" w:hint="default"/>
